--- a/PYTHON_DAE_REPORT.docx
+++ b/PYTHON_DAE_REPORT.docx
@@ -429,7 +429,7 @@
       <w:r>
         <w:drawing>
           <wp:inline distT="0" distB="0" distL="0" distR="0">
-            <wp:extent cx="5486400" cy="2707178"/>
+            <wp:extent cx="5486400" cy="2619832"/>
             <wp:docPr id="1" name="图 1.2 未标准化处理的数据"/>
             <wp:cNvGraphicFramePr>
               <a:graphicFrameLocks noChangeAspect="1"/>
@@ -450,7 +450,7 @@
                   <pic:spPr>
                     <a:xfrm>
                       <a:off x="0" y="0"/>
-                      <a:ext cx="5486400" cy="2707178"/>
+                      <a:ext cx="5486400" cy="2619832"/>
                     </a:xfrm>
                     <a:prstGeom prst="rect">
                       <a:avLst/>
@@ -475,7 +475,7 @@
       <w:r>
         <w:drawing>
           <wp:inline distT="0" distB="0" distL="0" distR="0">
-            <wp:extent cx="5486400" cy="2708546"/>
+            <wp:extent cx="5486400" cy="2622604"/>
             <wp:docPr id="2" name="图 1.3 标准化处理后的数据"/>
             <wp:cNvGraphicFramePr>
               <a:graphicFrameLocks noChangeAspect="1"/>
@@ -496,7 +496,7 @@
                   <pic:spPr>
                     <a:xfrm>
                       <a:off x="0" y="0"/>
-                      <a:ext cx="5486400" cy="2708546"/>
+                      <a:ext cx="5486400" cy="2622604"/>
                     </a:xfrm>
                     <a:prstGeom prst="rect">
                       <a:avLst/>
@@ -526,7 +526,7 @@
       <w:r>
         <w:drawing>
           <wp:inline distT="0" distB="0" distL="0" distR="0">
-            <wp:extent cx="5486400" cy="2708546"/>
+            <wp:extent cx="5486400" cy="2622604"/>
             <wp:docPr id="3" name="图 1.4 d00 标准化数据"/>
             <wp:cNvGraphicFramePr>
               <a:graphicFrameLocks noChangeAspect="1"/>
@@ -547,7 +547,7 @@
                   <pic:spPr>
                     <a:xfrm>
                       <a:off x="0" y="0"/>
-                      <a:ext cx="5486400" cy="2708546"/>
+                      <a:ext cx="5486400" cy="2622604"/>
                     </a:xfrm>
                     <a:prstGeom prst="rect">
                       <a:avLst/>
@@ -572,7 +572,7 @@
       <w:r>
         <w:drawing>
           <wp:inline distT="0" distB="0" distL="0" distR="0">
-            <wp:extent cx="5486400" cy="2707178"/>
+            <wp:extent cx="5486400" cy="2619832"/>
             <wp:docPr id="4" name="图 1.5 d01 标准化数据"/>
             <wp:cNvGraphicFramePr>
               <a:graphicFrameLocks noChangeAspect="1"/>
@@ -593,7 +593,7 @@
                   <pic:spPr>
                     <a:xfrm>
                       <a:off x="0" y="0"/>
-                      <a:ext cx="5486400" cy="2707178"/>
+                      <a:ext cx="5486400" cy="2619832"/>
                     </a:xfrm>
                     <a:prstGeom prst="rect">
                       <a:avLst/>
@@ -618,7 +618,7 @@
       <w:r>
         <w:drawing>
           <wp:inline distT="0" distB="0" distL="0" distR="0">
-            <wp:extent cx="5486400" cy="2707178"/>
+            <wp:extent cx="5486400" cy="2619832"/>
             <wp:docPr id="5" name="图 1.6 d02 标准化数据"/>
             <wp:cNvGraphicFramePr>
               <a:graphicFrameLocks noChangeAspect="1"/>
@@ -639,7 +639,7 @@
                   <pic:spPr>
                     <a:xfrm>
                       <a:off x="0" y="0"/>
-                      <a:ext cx="5486400" cy="2707178"/>
+                      <a:ext cx="5486400" cy="2619832"/>
                     </a:xfrm>
                     <a:prstGeom prst="rect">
                       <a:avLst/>
@@ -743,7 +743,12 @@
     </w:p>
     <w:p>
       <w:r>
-        <w:t>本文使用六层全连接降噪自编码器完成数据编码与重建，其编码部分将输入的 50 维特征映射到 40 维瓶颈特征，解码部分再将其恢复至原始输入维度。网络结构与原文档中的 DAE 思路保持一致，其 Python 实现见 models.py，部分程序如下：</w:t>
+        <w:t>在完成数据标准化和噪声添加之后，本文进一步利用降噪自编码器对 TE 过程数据进行特征提取。降噪自编码器的基本思想是：将带噪输入样本送入网络，通过编码器压缩到低维特征空间，再由解码器将其重建回原始输入，从而使网络在去噪重建的过程中学习到更具代表性的深层特征。与原文档中的实现思路一致，本文选取 50 维标准化数据作为网络输入，并采用六层全连接结构完成编码与解码。</w:t>
+      </w:r>
+    </w:p>
+    <w:p>
+      <w:r>
+        <w:t>本文学习率设置为 0.0001，迭代次数设置为 2500 次，批次尺寸设置为 32，隐含层第一层设置为 50，第二层设置为 45，第三层设置为 40。其中，编码器部分将输入特征逐步压缩至 40 维瓶颈层，解码器部分再按对称结构恢复原始输入维度。其 Python 实现见 models.py，程序部分如下：</w:t>
       </w:r>
     </w:p>
     <w:p>
@@ -868,7 +873,417 @@
     </w:p>
     <w:p>
       <w:r>
-        <w:t>DAE 训练参数设置如下：学习率为 0.0001，迭代次数为 2500，批次尺寸为 32。该部分调用程序见 pipeline.py，如下所示：</w:t>
+        <w:t>由上式可以看出，该网络的整体结构可概括为 50-45-40-45-50，并在各层之间引入 LeakyReLU 激活函数。虽然 Python 中的层定义与原文档中的 MATLAB 写法不同，但二者在网络层数、隐含层神经元设置以及编码解码的总体思想上是一致的。</w:t>
+      </w:r>
+    </w:p>
+    <w:p>
+      <w:r>
+        <w:t>（1）参数随机化，程序如下：</w:t>
+      </w:r>
+    </w:p>
+    <w:p>
+      <w:r>
+        <w:t>在网络训练过程中，为了避免样本按故障类别顺序排列对训练过程造成影响，需要在每个训练阶段对样本进行随机打乱。当前 Python 程序通过 DataLoader 的 shuffle=True 和固定随机种子生成器来完成这一过程，其实现见 train.py，程序如下：</w:t>
+      </w:r>
+    </w:p>
+    <w:p>
+      <w:pPr>
+        <w:pStyle w:val="Code"/>
+      </w:pPr>
+      <w:r>
+        <w:rPr>
+          <w:rFonts w:ascii="Courier New" w:hAnsi="Courier New" w:eastAsia="Courier New"/>
+          <w:sz w:val="20"/>
+        </w:rPr>
+        <w:t xml:space="preserve">def _build_loader(features: np.ndarray, targets: np.ndarray | None, batch_size: int, shuffle: bool) -&gt; DataLoader:</w:t>
+      </w:r>
+    </w:p>
+    <w:p>
+      <w:pPr>
+        <w:pStyle w:val="Code"/>
+      </w:pPr>
+      <w:r>
+        <w:rPr>
+          <w:rFonts w:ascii="Courier New" w:hAnsi="Courier New" w:eastAsia="Courier New"/>
+          <w:sz w:val="20"/>
+        </w:rPr>
+        <w:t xml:space="preserve">    feature_tensor = torch.from_numpy(features.astype(np.float32))</w:t>
+      </w:r>
+    </w:p>
+    <w:p>
+      <w:pPr>
+        <w:pStyle w:val="Code"/>
+      </w:pPr>
+      <w:r>
+        <w:rPr>
+          <w:rFonts w:ascii="Courier New" w:hAnsi="Courier New" w:eastAsia="Courier New"/>
+          <w:sz w:val="20"/>
+        </w:rPr>
+        <w:t xml:space="preserve">    if targets is None:</w:t>
+      </w:r>
+    </w:p>
+    <w:p>
+      <w:pPr>
+        <w:pStyle w:val="Code"/>
+      </w:pPr>
+      <w:r>
+        <w:rPr>
+          <w:rFonts w:ascii="Courier New" w:hAnsi="Courier New" w:eastAsia="Courier New"/>
+          <w:sz w:val="20"/>
+        </w:rPr>
+        <w:t xml:space="preserve">        dataset = TensorDataset(feature_tensor, feature_tensor)</w:t>
+      </w:r>
+    </w:p>
+    <w:p>
+      <w:pPr>
+        <w:pStyle w:val="Code"/>
+      </w:pPr>
+      <w:r>
+        <w:rPr>
+          <w:rFonts w:ascii="Courier New" w:hAnsi="Courier New" w:eastAsia="Courier New"/>
+          <w:sz w:val="20"/>
+        </w:rPr>
+        <w:t xml:space="preserve">    else:</w:t>
+      </w:r>
+    </w:p>
+    <w:p>
+      <w:pPr>
+        <w:pStyle w:val="Code"/>
+      </w:pPr>
+      <w:r>
+        <w:rPr>
+          <w:rFonts w:ascii="Courier New" w:hAnsi="Courier New" w:eastAsia="Courier New"/>
+          <w:sz w:val="20"/>
+        </w:rPr>
+        <w:t xml:space="preserve">        target_tensor = torch.from_numpy(targets)</w:t>
+      </w:r>
+    </w:p>
+    <w:p>
+      <w:pPr>
+        <w:pStyle w:val="Code"/>
+      </w:pPr>
+      <w:r>
+        <w:rPr>
+          <w:rFonts w:ascii="Courier New" w:hAnsi="Courier New" w:eastAsia="Courier New"/>
+          <w:sz w:val="20"/>
+        </w:rPr>
+        <w:t xml:space="preserve">        dataset = TensorDataset(feature_tensor, target_tensor)</w:t>
+      </w:r>
+    </w:p>
+    <w:p>
+      <w:pPr>
+        <w:pStyle w:val="Code"/>
+      </w:pPr>
+      <w:r>
+        <w:rPr>
+          <w:rFonts w:ascii="Courier New" w:hAnsi="Courier New" w:eastAsia="Courier New"/>
+          <w:sz w:val="20"/>
+        </w:rPr>
+        <w:t xml:space="preserve"/>
+      </w:r>
+    </w:p>
+    <w:p>
+      <w:pPr>
+        <w:pStyle w:val="Code"/>
+      </w:pPr>
+      <w:r>
+        <w:rPr>
+          <w:rFonts w:ascii="Courier New" w:hAnsi="Courier New" w:eastAsia="Courier New"/>
+          <w:sz w:val="20"/>
+        </w:rPr>
+        <w:t xml:space="preserve">    generator = torch.Generator()</w:t>
+      </w:r>
+    </w:p>
+    <w:p>
+      <w:pPr>
+        <w:pStyle w:val="Code"/>
+      </w:pPr>
+      <w:r>
+        <w:rPr>
+          <w:rFonts w:ascii="Courier New" w:hAnsi="Courier New" w:eastAsia="Courier New"/>
+          <w:sz w:val="20"/>
+        </w:rPr>
+        <w:t xml:space="preserve">    generator.manual_seed(torch.initial_seed())</w:t>
+      </w:r>
+    </w:p>
+    <w:p>
+      <w:pPr>
+        <w:pStyle w:val="Code"/>
+      </w:pPr>
+      <w:r>
+        <w:rPr>
+          <w:rFonts w:ascii="Courier New" w:hAnsi="Courier New" w:eastAsia="Courier New"/>
+          <w:sz w:val="20"/>
+        </w:rPr>
+        <w:t xml:space="preserve">    return DataLoader(dataset, batch_size=batch_size, shuffle=shuffle, generator=generator)</w:t>
+      </w:r>
+    </w:p>
+    <w:p>
+      <w:r>
+        <w:t>由此可见，当前 Python 实现与原文档中“先随机化样本，再进入网络训练”的处理方式是一致的，并且在固定随机种子的条件下能够保证实验可复现。</w:t>
+      </w:r>
+    </w:p>
+    <w:p>
+      <w:r>
+        <w:t>（2）设置网络层参数，6 层全连接层程序如下：</w:t>
+      </w:r>
+    </w:p>
+    <w:p>
+      <w:r>
+        <w:t>按照原文档的写法，需要分别设置输入层尺寸、各层全连接层神经元个数以及输出维度。对于当前 Python 版本来说，这部分参数已经直接体现在模型定义中，即输入层维度为 50，第一隐含层为 50，第二隐含层为 45，第三隐含层为 40，解码层对称恢复为 45 和 50，最后输出层恢复到输入维度。对应关系如下：</w:t>
+      </w:r>
+    </w:p>
+    <w:p>
+      <w:pPr>
+        <w:pStyle w:val="Code"/>
+      </w:pPr>
+      <w:r>
+        <w:rPr>
+          <w:rFonts w:ascii="Courier New" w:hAnsi="Courier New" w:eastAsia="Courier New"/>
+          <w:sz w:val="20"/>
+        </w:rPr>
+        <w:t xml:space="preserve">self.fc1 = nn.Linear(input_dim, 50)</w:t>
+      </w:r>
+    </w:p>
+    <w:p>
+      <w:pPr>
+        <w:pStyle w:val="Code"/>
+      </w:pPr>
+      <w:r>
+        <w:rPr>
+          <w:rFonts w:ascii="Courier New" w:hAnsi="Courier New" w:eastAsia="Courier New"/>
+          <w:sz w:val="20"/>
+        </w:rPr>
+        <w:t xml:space="preserve">self.fc2 = nn.Linear(50, 45)</w:t>
+      </w:r>
+    </w:p>
+    <w:p>
+      <w:pPr>
+        <w:pStyle w:val="Code"/>
+      </w:pPr>
+      <w:r>
+        <w:rPr>
+          <w:rFonts w:ascii="Courier New" w:hAnsi="Courier New" w:eastAsia="Courier New"/>
+          <w:sz w:val="20"/>
+        </w:rPr>
+        <w:t xml:space="preserve">self.fc3 = nn.Linear(45, 40)</w:t>
+      </w:r>
+    </w:p>
+    <w:p>
+      <w:pPr>
+        <w:pStyle w:val="Code"/>
+      </w:pPr>
+      <w:r>
+        <w:rPr>
+          <w:rFonts w:ascii="Courier New" w:hAnsi="Courier New" w:eastAsia="Courier New"/>
+          <w:sz w:val="20"/>
+        </w:rPr>
+        <w:t xml:space="preserve">self.fc4 = nn.Linear(40, 45)</w:t>
+      </w:r>
+    </w:p>
+    <w:p>
+      <w:pPr>
+        <w:pStyle w:val="Code"/>
+      </w:pPr>
+      <w:r>
+        <w:rPr>
+          <w:rFonts w:ascii="Courier New" w:hAnsi="Courier New" w:eastAsia="Courier New"/>
+          <w:sz w:val="20"/>
+        </w:rPr>
+        <w:t xml:space="preserve">self.fc5 = nn.Linear(45, 50)</w:t>
+      </w:r>
+    </w:p>
+    <w:p>
+      <w:pPr>
+        <w:pStyle w:val="Code"/>
+      </w:pPr>
+      <w:r>
+        <w:rPr>
+          <w:rFonts w:ascii="Courier New" w:hAnsi="Courier New" w:eastAsia="Courier New"/>
+          <w:sz w:val="20"/>
+        </w:rPr>
+        <w:t xml:space="preserve">self.fc6 = nn.Linear(50, input_dim)</w:t>
+      </w:r>
+    </w:p>
+    <w:p>
+      <w:r>
+        <w:t>其中，input_dim 表示输入数据维度，在本实验中固定为 50。由此可得，Python 版在网络层参数设置方面与原文档所描述的 6 层全连接网络是一一对应的。</w:t>
+      </w:r>
+    </w:p>
+    <w:p>
+      <w:r>
+        <w:t>（3）网络层代码，主要包括全连接层，网络层结构 50-45-40-45-50，激活函数选择 LeakyReLU，程序如下：</w:t>
+      </w:r>
+    </w:p>
+    <w:p>
+      <w:pPr>
+        <w:pStyle w:val="Code"/>
+      </w:pPr>
+      <w:r>
+        <w:rPr>
+          <w:rFonts w:ascii="Courier New" w:hAnsi="Courier New" w:eastAsia="Courier New"/>
+          <w:sz w:val="20"/>
+        </w:rPr>
+        <w:t xml:space="preserve">def encode(self, x: torch.Tensor) -&gt; torch.Tensor:</w:t>
+      </w:r>
+    </w:p>
+    <w:p>
+      <w:pPr>
+        <w:pStyle w:val="Code"/>
+      </w:pPr>
+      <w:r>
+        <w:rPr>
+          <w:rFonts w:ascii="Courier New" w:hAnsi="Courier New" w:eastAsia="Courier New"/>
+          <w:sz w:val="20"/>
+        </w:rPr>
+        <w:t xml:space="preserve">    x = self.act(self.fc1(x))</w:t>
+      </w:r>
+    </w:p>
+    <w:p>
+      <w:pPr>
+        <w:pStyle w:val="Code"/>
+      </w:pPr>
+      <w:r>
+        <w:rPr>
+          <w:rFonts w:ascii="Courier New" w:hAnsi="Courier New" w:eastAsia="Courier New"/>
+          <w:sz w:val="20"/>
+        </w:rPr>
+        <w:t xml:space="preserve">    x = self.act(self.fc2(x))</w:t>
+      </w:r>
+    </w:p>
+    <w:p>
+      <w:pPr>
+        <w:pStyle w:val="Code"/>
+      </w:pPr>
+      <w:r>
+        <w:rPr>
+          <w:rFonts w:ascii="Courier New" w:hAnsi="Courier New" w:eastAsia="Courier New"/>
+          <w:sz w:val="20"/>
+        </w:rPr>
+        <w:t xml:space="preserve">    x = self.act(self.fc3(x))</w:t>
+      </w:r>
+    </w:p>
+    <w:p>
+      <w:pPr>
+        <w:pStyle w:val="Code"/>
+      </w:pPr>
+      <w:r>
+        <w:rPr>
+          <w:rFonts w:ascii="Courier New" w:hAnsi="Courier New" w:eastAsia="Courier New"/>
+          <w:sz w:val="20"/>
+        </w:rPr>
+        <w:t xml:space="preserve">    return x</w:t>
+      </w:r>
+    </w:p>
+    <w:p>
+      <w:pPr>
+        <w:pStyle w:val="Code"/>
+      </w:pPr>
+      <w:r>
+        <w:rPr>
+          <w:rFonts w:ascii="Courier New" w:hAnsi="Courier New" w:eastAsia="Courier New"/>
+          <w:sz w:val="20"/>
+        </w:rPr>
+        <w:t xml:space="preserve"/>
+      </w:r>
+    </w:p>
+    <w:p>
+      <w:pPr>
+        <w:pStyle w:val="Code"/>
+      </w:pPr>
+      <w:r>
+        <w:rPr>
+          <w:rFonts w:ascii="Courier New" w:hAnsi="Courier New" w:eastAsia="Courier New"/>
+          <w:sz w:val="20"/>
+        </w:rPr>
+        <w:t xml:space="preserve"/>
+      </w:r>
+    </w:p>
+    <w:p>
+      <w:pPr>
+        <w:pStyle w:val="Code"/>
+      </w:pPr>
+      <w:r>
+        <w:rPr>
+          <w:rFonts w:ascii="Courier New" w:hAnsi="Courier New" w:eastAsia="Courier New"/>
+          <w:sz w:val="20"/>
+        </w:rPr>
+        <w:t xml:space="preserve">def forward(self, x: torch.Tensor) -&gt; torch.Tensor:</w:t>
+      </w:r>
+    </w:p>
+    <w:p>
+      <w:pPr>
+        <w:pStyle w:val="Code"/>
+      </w:pPr>
+      <w:r>
+        <w:rPr>
+          <w:rFonts w:ascii="Courier New" w:hAnsi="Courier New" w:eastAsia="Courier New"/>
+          <w:sz w:val="20"/>
+        </w:rPr>
+        <w:t xml:space="preserve">    x = self.encode(x)</w:t>
+      </w:r>
+    </w:p>
+    <w:p>
+      <w:pPr>
+        <w:pStyle w:val="Code"/>
+      </w:pPr>
+      <w:r>
+        <w:rPr>
+          <w:rFonts w:ascii="Courier New" w:hAnsi="Courier New" w:eastAsia="Courier New"/>
+          <w:sz w:val="20"/>
+        </w:rPr>
+        <w:t xml:space="preserve">    x = self.act(self.fc4(x))</w:t>
+      </w:r>
+    </w:p>
+    <w:p>
+      <w:pPr>
+        <w:pStyle w:val="Code"/>
+      </w:pPr>
+      <w:r>
+        <w:rPr>
+          <w:rFonts w:ascii="Courier New" w:hAnsi="Courier New" w:eastAsia="Courier New"/>
+          <w:sz w:val="20"/>
+        </w:rPr>
+        <w:t xml:space="preserve">    x = self.act(self.fc5(x))</w:t>
+      </w:r>
+    </w:p>
+    <w:p>
+      <w:pPr>
+        <w:pStyle w:val="Code"/>
+      </w:pPr>
+      <w:r>
+        <w:rPr>
+          <w:rFonts w:ascii="Courier New" w:hAnsi="Courier New" w:eastAsia="Courier New"/>
+          <w:sz w:val="20"/>
+        </w:rPr>
+        <w:t xml:space="preserve">    x = self.fc6(x)</w:t>
+      </w:r>
+    </w:p>
+    <w:p>
+      <w:pPr>
+        <w:pStyle w:val="Code"/>
+      </w:pPr>
+      <w:r>
+        <w:rPr>
+          <w:rFonts w:ascii="Courier New" w:hAnsi="Courier New" w:eastAsia="Courier New"/>
+          <w:sz w:val="20"/>
+        </w:rPr>
+        <w:t xml:space="preserve">    return x</w:t>
+      </w:r>
+    </w:p>
+    <w:p>
+      <w:r>
+        <w:t>由上述程序可以看出，输入样本首先经过三层编码结构提取出瓶颈特征，然后再经三层解码结构重建原始输入，从而完成去噪自编码过程。该网络既能够保留输入数据的主要信息，又能够在特征压缩过程中学习到更具判别能力的隐藏表示。</w:t>
+      </w:r>
+    </w:p>
+    <w:p>
+      <w:r>
+        <w:t>（4）网络参数设置和训练网络程序如下：</w:t>
+      </w:r>
+    </w:p>
+    <w:p>
+      <w:r>
+        <w:t>本文选用随机梯度下降法对 DAE 网络进行训练。训练时，输入为带噪样本，输出目标为未加噪的标准化样本，因此损失函数采用均方误差损失。该部分主程序见 pipeline.py，训练子程序见 train.py，程序如下：</w:t>
       </w:r>
     </w:p>
     <w:p>
@@ -992,95 +1407,456 @@
       </w:r>
     </w:p>
     <w:p>
+      <w:pPr>
+        <w:pStyle w:val="Code"/>
+      </w:pPr>
+      <w:r>
+        <w:rPr>
+          <w:rFonts w:ascii="Courier New" w:hAnsi="Courier New" w:eastAsia="Courier New"/>
+          <w:sz w:val="20"/>
+        </w:rPr>
+        <w:t xml:space="preserve">def train_autoencoder(</w:t>
+      </w:r>
+    </w:p>
+    <w:p>
+      <w:pPr>
+        <w:pStyle w:val="Code"/>
+      </w:pPr>
+      <w:r>
+        <w:rPr>
+          <w:rFonts w:ascii="Courier New" w:hAnsi="Courier New" w:eastAsia="Courier New"/>
+          <w:sz w:val="20"/>
+        </w:rPr>
+        <w:t xml:space="preserve">    model: nn.Module,</w:t>
+      </w:r>
+    </w:p>
+    <w:p>
+      <w:pPr>
+        <w:pStyle w:val="Code"/>
+      </w:pPr>
+      <w:r>
+        <w:rPr>
+          <w:rFonts w:ascii="Courier New" w:hAnsi="Courier New" w:eastAsia="Courier New"/>
+          <w:sz w:val="20"/>
+        </w:rPr>
+        <w:t xml:space="preserve">    noisy_features: np.ndarray,</w:t>
+      </w:r>
+    </w:p>
+    <w:p>
+      <w:pPr>
+        <w:pStyle w:val="Code"/>
+      </w:pPr>
+      <w:r>
+        <w:rPr>
+          <w:rFonts w:ascii="Courier New" w:hAnsi="Courier New" w:eastAsia="Courier New"/>
+          <w:sz w:val="20"/>
+        </w:rPr>
+        <w:t xml:space="preserve">    clean_features: np.ndarray,</w:t>
+      </w:r>
+    </w:p>
+    <w:p>
+      <w:pPr>
+        <w:pStyle w:val="Code"/>
+      </w:pPr>
+      <w:r>
+        <w:rPr>
+          <w:rFonts w:ascii="Courier New" w:hAnsi="Courier New" w:eastAsia="Courier New"/>
+          <w:sz w:val="20"/>
+        </w:rPr>
+        <w:t xml:space="preserve">    epochs: int,</w:t>
+      </w:r>
+    </w:p>
+    <w:p>
+      <w:pPr>
+        <w:pStyle w:val="Code"/>
+      </w:pPr>
+      <w:r>
+        <w:rPr>
+          <w:rFonts w:ascii="Courier New" w:hAnsi="Courier New" w:eastAsia="Courier New"/>
+          <w:sz w:val="20"/>
+        </w:rPr>
+        <w:t xml:space="preserve">    batch_size: int,</w:t>
+      </w:r>
+    </w:p>
+    <w:p>
+      <w:pPr>
+        <w:pStyle w:val="Code"/>
+      </w:pPr>
+      <w:r>
+        <w:rPr>
+          <w:rFonts w:ascii="Courier New" w:hAnsi="Courier New" w:eastAsia="Courier New"/>
+          <w:sz w:val="20"/>
+        </w:rPr>
+        <w:t xml:space="preserve">    learning_rate: float,</w:t>
+      </w:r>
+    </w:p>
+    <w:p>
+      <w:pPr>
+        <w:pStyle w:val="Code"/>
+      </w:pPr>
+      <w:r>
+        <w:rPr>
+          <w:rFonts w:ascii="Courier New" w:hAnsi="Courier New" w:eastAsia="Courier New"/>
+          <w:sz w:val="20"/>
+        </w:rPr>
+        <w:t xml:space="preserve">    device: torch.device,</w:t>
+      </w:r>
+    </w:p>
+    <w:p>
+      <w:pPr>
+        <w:pStyle w:val="Code"/>
+      </w:pPr>
+      <w:r>
+        <w:rPr>
+          <w:rFonts w:ascii="Courier New" w:hAnsi="Courier New" w:eastAsia="Courier New"/>
+          <w:sz w:val="20"/>
+        </w:rPr>
+        <w:t xml:space="preserve">    log_interval: int = 100,</w:t>
+      </w:r>
+    </w:p>
+    <w:p>
+      <w:pPr>
+        <w:pStyle w:val="Code"/>
+      </w:pPr>
+      <w:r>
+        <w:rPr>
+          <w:rFonts w:ascii="Courier New" w:hAnsi="Courier New" w:eastAsia="Courier New"/>
+          <w:sz w:val="20"/>
+        </w:rPr>
+        <w:t xml:space="preserve">) -&gt; TrainHistory:</w:t>
+      </w:r>
+    </w:p>
+    <w:p>
+      <w:pPr>
+        <w:pStyle w:val="Code"/>
+      </w:pPr>
+      <w:r>
+        <w:rPr>
+          <w:rFonts w:ascii="Courier New" w:hAnsi="Courier New" w:eastAsia="Courier New"/>
+          <w:sz w:val="20"/>
+        </w:rPr>
+        <w:t xml:space="preserve">    loader = _build_loader(noisy_features, clean_features, batch_size=batch_size, shuffle=True)</w:t>
+      </w:r>
+    </w:p>
+    <w:p>
+      <w:pPr>
+        <w:pStyle w:val="Code"/>
+      </w:pPr>
+      <w:r>
+        <w:rPr>
+          <w:rFonts w:ascii="Courier New" w:hAnsi="Courier New" w:eastAsia="Courier New"/>
+          <w:sz w:val="20"/>
+        </w:rPr>
+        <w:t xml:space="preserve">    optimizer = torch.optim.SGD(model.parameters(), lr=learning_rate, momentum=0.9)</w:t>
+      </w:r>
+    </w:p>
+    <w:p>
+      <w:pPr>
+        <w:pStyle w:val="Code"/>
+      </w:pPr>
+      <w:r>
+        <w:rPr>
+          <w:rFonts w:ascii="Courier New" w:hAnsi="Courier New" w:eastAsia="Courier New"/>
+          <w:sz w:val="20"/>
+        </w:rPr>
+        <w:t xml:space="preserve">    criterion = nn.MSELoss()</w:t>
+      </w:r>
+    </w:p>
+    <w:p>
+      <w:r>
+        <w:t>从中可以看出，Python 版本在训练过程中同样采用了带噪输入与干净输出配对训练的方式，并通过随机梯度下降和动量项更新网络参数。这与原文档中利用 sgdm 训练 DAE 网络的思路相一致。</w:t>
+      </w:r>
+    </w:p>
+    <w:p>
+      <w:r>
+        <w:t>（5）查看特征代码如下：</w:t>
+      </w:r>
+    </w:p>
+    <w:p>
+      <w:r>
+        <w:t>DAE 训练完成后，需要将训练数据输入网络，提取编码特征。原文档中通过查看第 3 层特征来完成特征提取；在当前 Python 程序中，则通过 extract_features 函数统一封装两种特征提取方式，以便与原文档中的分层查看过程进行对照。相关程序见 models.py，如下所示：</w:t>
+      </w:r>
+    </w:p>
+    <w:p>
+      <w:pPr>
+        <w:pStyle w:val="Code"/>
+      </w:pPr>
+      <w:r>
+        <w:rPr>
+          <w:rFonts w:ascii="Courier New" w:hAnsi="Courier New" w:eastAsia="Courier New"/>
+          <w:sz w:val="20"/>
+        </w:rPr>
+        <w:t xml:space="preserve">def extract_features(self, x: torch.Tensor, mode: str = "fc3_linear") -&gt; torch.Tensor:</w:t>
+      </w:r>
+    </w:p>
+    <w:p>
+      <w:pPr>
+        <w:pStyle w:val="Code"/>
+      </w:pPr>
+      <w:r>
+        <w:rPr>
+          <w:rFonts w:ascii="Courier New" w:hAnsi="Courier New" w:eastAsia="Courier New"/>
+          <w:sz w:val="20"/>
+        </w:rPr>
+        <w:t xml:space="preserve">    if mode == "fc3_linear":</w:t>
+      </w:r>
+    </w:p>
+    <w:p>
+      <w:pPr>
+        <w:pStyle w:val="Code"/>
+      </w:pPr>
+      <w:r>
+        <w:rPr>
+          <w:rFonts w:ascii="Courier New" w:hAnsi="Courier New" w:eastAsia="Courier New"/>
+          <w:sz w:val="20"/>
+        </w:rPr>
+        <w:t xml:space="preserve">        return self.encode_fc3_linear(x)</w:t>
+      </w:r>
+    </w:p>
+    <w:p>
+      <w:pPr>
+        <w:pStyle w:val="Code"/>
+      </w:pPr>
+      <w:r>
+        <w:rPr>
+          <w:rFonts w:ascii="Courier New" w:hAnsi="Courier New" w:eastAsia="Courier New"/>
+          <w:sz w:val="20"/>
+        </w:rPr>
+        <w:t xml:space="preserve">    if mode == "bottleneck_relu":</w:t>
+      </w:r>
+    </w:p>
+    <w:p>
+      <w:pPr>
+        <w:pStyle w:val="Code"/>
+      </w:pPr>
+      <w:r>
+        <w:rPr>
+          <w:rFonts w:ascii="Courier New" w:hAnsi="Courier New" w:eastAsia="Courier New"/>
+          <w:sz w:val="20"/>
+        </w:rPr>
+        <w:t xml:space="preserve">        return self.encode(x)</w:t>
+      </w:r>
+    </w:p>
+    <w:p>
+      <w:pPr>
+        <w:pStyle w:val="Code"/>
+      </w:pPr>
+      <w:r>
+        <w:rPr>
+          <w:rFonts w:ascii="Courier New" w:hAnsi="Courier New" w:eastAsia="Courier New"/>
+          <w:sz w:val="20"/>
+        </w:rPr>
+        <w:t xml:space="preserve">    raise ValueError(f"Unsupported feature extraction mode: {mode}")</w:t>
+      </w:r>
+    </w:p>
+    <w:p>
+      <w:r>
+        <w:t>经过多轮实验对比，本文最终选取瓶颈层激活输出作为特征提取方式，因为该方式在综合准确率和关键故障识别效果方面更优。该过程与原文档中“训练完成后查看编码层特征”的目标是一致的。</w:t>
+      </w:r>
+    </w:p>
+    <w:p>
       <w:r>
         <w:t>二、训练数据放入网络模型进行预测。</w:t>
       </w:r>
     </w:p>
     <w:p>
       <w:r>
-        <w:t>DAE 训练完成后，需要将训练数据输入网络，提取编码特征。当前 Python 程序中保留了两种特征提取方式，以便与原文档中的“查看第 3 层特征”过程进行对照。相关程序见 models.py，如下所示：</w:t>
-      </w:r>
-    </w:p>
-    <w:p>
-      <w:pPr>
-        <w:pStyle w:val="Code"/>
-      </w:pPr>
-      <w:r>
-        <w:rPr>
-          <w:rFonts w:ascii="Courier New" w:hAnsi="Courier New" w:eastAsia="Courier New"/>
-          <w:sz w:val="20"/>
-        </w:rPr>
-        <w:t xml:space="preserve">def extract_features(self, x: torch.Tensor, mode: str = "fc3_linear") -&gt; torch.Tensor:</w:t>
-      </w:r>
-    </w:p>
-    <w:p>
-      <w:pPr>
-        <w:pStyle w:val="Code"/>
-      </w:pPr>
-      <w:r>
-        <w:rPr>
-          <w:rFonts w:ascii="Courier New" w:hAnsi="Courier New" w:eastAsia="Courier New"/>
-          <w:sz w:val="20"/>
-        </w:rPr>
-        <w:t xml:space="preserve">    if mode == "fc3_linear":</w:t>
-      </w:r>
-    </w:p>
-    <w:p>
-      <w:pPr>
-        <w:pStyle w:val="Code"/>
-      </w:pPr>
-      <w:r>
-        <w:rPr>
-          <w:rFonts w:ascii="Courier New" w:hAnsi="Courier New" w:eastAsia="Courier New"/>
-          <w:sz w:val="20"/>
-        </w:rPr>
-        <w:t xml:space="preserve">        return self.encode_fc3_linear(x)</w:t>
-      </w:r>
-    </w:p>
-    <w:p>
-      <w:pPr>
-        <w:pStyle w:val="Code"/>
-      </w:pPr>
-      <w:r>
-        <w:rPr>
-          <w:rFonts w:ascii="Courier New" w:hAnsi="Courier New" w:eastAsia="Courier New"/>
-          <w:sz w:val="20"/>
-        </w:rPr>
-        <w:t xml:space="preserve">    if mode == "bottleneck_relu":</w:t>
-      </w:r>
-    </w:p>
-    <w:p>
-      <w:pPr>
-        <w:pStyle w:val="Code"/>
-      </w:pPr>
-      <w:r>
-        <w:rPr>
-          <w:rFonts w:ascii="Courier New" w:hAnsi="Courier New" w:eastAsia="Courier New"/>
-          <w:sz w:val="20"/>
-        </w:rPr>
-        <w:t xml:space="preserve">        return self.encode(x)</w:t>
-      </w:r>
-    </w:p>
-    <w:p>
-      <w:pPr>
-        <w:pStyle w:val="Code"/>
-      </w:pPr>
-      <w:r>
-        <w:rPr>
-          <w:rFonts w:ascii="Courier New" w:hAnsi="Courier New" w:eastAsia="Courier New"/>
-          <w:sz w:val="20"/>
-        </w:rPr>
-        <w:t xml:space="preserve">    raise ValueError(f"Unsupported feature extraction mode: {mode}")</w:t>
-      </w:r>
-    </w:p>
-    <w:p>
-      <w:r>
-        <w:t>经过多轮实验对比，本文最终选取瓶颈层激活输出作为特征提取方式，因为该方式在综合准确率和关键故障识别效果方面更优。</w:t>
-      </w:r>
-    </w:p>
-    <w:p>
-      <w:r>
-        <w:t>将训练数据编码特征再次标准化的程序如下：</w:t>
+        <w:t>将得到的训练数据输入训练好的 DAE 网络后，即可得到对应的编码特征。该部分程序见 train.py，程序如下：</w:t>
+      </w:r>
+    </w:p>
+    <w:p>
+      <w:pPr>
+        <w:pStyle w:val="Code"/>
+      </w:pPr>
+      <w:r>
+        <w:rPr>
+          <w:rFonts w:ascii="Courier New" w:hAnsi="Courier New" w:eastAsia="Courier New"/>
+          <w:sz w:val="20"/>
+        </w:rPr>
+        <w:t xml:space="preserve">def encode_features(model: nn.Module, features: np.ndarray, device: torch.device, mode: str = "fc3_linear") -&gt; np.ndarray:</w:t>
+      </w:r>
+    </w:p>
+    <w:p>
+      <w:pPr>
+        <w:pStyle w:val="Code"/>
+      </w:pPr>
+      <w:r>
+        <w:rPr>
+          <w:rFonts w:ascii="Courier New" w:hAnsi="Courier New" w:eastAsia="Courier New"/>
+          <w:sz w:val="20"/>
+        </w:rPr>
+        <w:t xml:space="preserve">    model.eval()</w:t>
+      </w:r>
+    </w:p>
+    <w:p>
+      <w:pPr>
+        <w:pStyle w:val="Code"/>
+      </w:pPr>
+      <w:r>
+        <w:rPr>
+          <w:rFonts w:ascii="Courier New" w:hAnsi="Courier New" w:eastAsia="Courier New"/>
+          <w:sz w:val="20"/>
+        </w:rPr>
+        <w:t xml:space="preserve">    model.to(device)</w:t>
+      </w:r>
+    </w:p>
+    <w:p>
+      <w:pPr>
+        <w:pStyle w:val="Code"/>
+      </w:pPr>
+      <w:r>
+        <w:rPr>
+          <w:rFonts w:ascii="Courier New" w:hAnsi="Courier New" w:eastAsia="Courier New"/>
+          <w:sz w:val="20"/>
+        </w:rPr>
+        <w:t xml:space="preserve">    with torch.no_grad():</w:t>
+      </w:r>
+    </w:p>
+    <w:p>
+      <w:pPr>
+        <w:pStyle w:val="Code"/>
+      </w:pPr>
+      <w:r>
+        <w:rPr>
+          <w:rFonts w:ascii="Courier New" w:hAnsi="Courier New" w:eastAsia="Courier New"/>
+          <w:sz w:val="20"/>
+        </w:rPr>
+        <w:t xml:space="preserve">        tensor = torch.from_numpy(features.astype(np.float32)).to(device)</w:t>
+      </w:r>
+    </w:p>
+    <w:p>
+      <w:pPr>
+        <w:pStyle w:val="Code"/>
+      </w:pPr>
+      <w:r>
+        <w:rPr>
+          <w:rFonts w:ascii="Courier New" w:hAnsi="Courier New" w:eastAsia="Courier New"/>
+          <w:sz w:val="20"/>
+        </w:rPr>
+        <w:t xml:space="preserve">        encoded = model.extract_features(tensor, mode=mode).cpu().numpy().astype(np.float32)</w:t>
+      </w:r>
+    </w:p>
+    <w:p>
+      <w:pPr>
+        <w:pStyle w:val="Code"/>
+      </w:pPr>
+      <w:r>
+        <w:rPr>
+          <w:rFonts w:ascii="Courier New" w:hAnsi="Courier New" w:eastAsia="Courier New"/>
+          <w:sz w:val="20"/>
+        </w:rPr>
+        <w:t xml:space="preserve">    return encoded</w:t>
+      </w:r>
+    </w:p>
+    <w:p>
+      <w:r>
+        <w:t>在主流程中，程序会依次对全部训练工况和测试工况进行编码，具体程序如下：</w:t>
+      </w:r>
+    </w:p>
+    <w:p>
+      <w:pPr>
+        <w:pStyle w:val="Code"/>
+      </w:pPr>
+      <w:r>
+        <w:rPr>
+          <w:rFonts w:ascii="Courier New" w:hAnsi="Courier New" w:eastAsia="Courier New"/>
+          <w:sz w:val="20"/>
+        </w:rPr>
+        <w:t xml:space="preserve">encoded_train = {</w:t>
+      </w:r>
+    </w:p>
+    <w:p>
+      <w:pPr>
+        <w:pStyle w:val="Code"/>
+      </w:pPr>
+      <w:r>
+        <w:rPr>
+          <w:rFonts w:ascii="Courier New" w:hAnsi="Courier New" w:eastAsia="Courier New"/>
+          <w:sz w:val="20"/>
+        </w:rPr>
+        <w:t xml:space="preserve">    fault_id: encode_features(dae_model, values, device=device, mode=args.dae_feature_mode)</w:t>
+      </w:r>
+    </w:p>
+    <w:p>
+      <w:pPr>
+        <w:pStyle w:val="Code"/>
+      </w:pPr>
+      <w:r>
+        <w:rPr>
+          <w:rFonts w:ascii="Courier New" w:hAnsi="Courier New" w:eastAsia="Courier New"/>
+          <w:sz w:val="20"/>
+        </w:rPr>
+        <w:t xml:space="preserve">    for fault_id, values in bundle.train_standardized.items()</w:t>
+      </w:r>
+    </w:p>
+    <w:p>
+      <w:pPr>
+        <w:pStyle w:val="Code"/>
+      </w:pPr>
+      <w:r>
+        <w:rPr>
+          <w:rFonts w:ascii="Courier New" w:hAnsi="Courier New" w:eastAsia="Courier New"/>
+          <w:sz w:val="20"/>
+        </w:rPr>
+        <w:t xml:space="preserve">}</w:t>
+      </w:r>
+    </w:p>
+    <w:p>
+      <w:pPr>
+        <w:pStyle w:val="Code"/>
+      </w:pPr>
+      <w:r>
+        <w:rPr>
+          <w:rFonts w:ascii="Courier New" w:hAnsi="Courier New" w:eastAsia="Courier New"/>
+          <w:sz w:val="20"/>
+        </w:rPr>
+        <w:t xml:space="preserve">encoded_test = {</w:t>
+      </w:r>
+    </w:p>
+    <w:p>
+      <w:pPr>
+        <w:pStyle w:val="Code"/>
+      </w:pPr>
+      <w:r>
+        <w:rPr>
+          <w:rFonts w:ascii="Courier New" w:hAnsi="Courier New" w:eastAsia="Courier New"/>
+          <w:sz w:val="20"/>
+        </w:rPr>
+        <w:t xml:space="preserve">    fault_id: encode_features(dae_model, values, device=device, mode=args.dae_feature_mode)</w:t>
+      </w:r>
+    </w:p>
+    <w:p>
+      <w:pPr>
+        <w:pStyle w:val="Code"/>
+      </w:pPr>
+      <w:r>
+        <w:rPr>
+          <w:rFonts w:ascii="Courier New" w:hAnsi="Courier New" w:eastAsia="Courier New"/>
+          <w:sz w:val="20"/>
+        </w:rPr>
+        <w:t xml:space="preserve">    for fault_id, values in bundle.test_standardized.items()</w:t>
+      </w:r>
+    </w:p>
+    <w:p>
+      <w:pPr>
+        <w:pStyle w:val="Code"/>
+      </w:pPr>
+      <w:r>
+        <w:rPr>
+          <w:rFonts w:ascii="Courier New" w:hAnsi="Courier New" w:eastAsia="Courier New"/>
+          <w:sz w:val="20"/>
+        </w:rPr>
+        <w:t xml:space="preserve">}</w:t>
+      </w:r>
+    </w:p>
+    <w:p>
+      <w:r>
+        <w:t>三、训练数据编码特征标准化。</w:t>
+      </w:r>
+    </w:p>
+    <w:p>
+      <w:r>
+        <w:t>与原文档一致，在得到编码特征之后，还需要对编码特征再次进行标准化处理。本文选取正常工况 d00 的编码特征作为标准化基准，重新计算其均值和标准差，再将这些统计量应用到所有训练故障特征和测试故障特征上。程序如下：</w:t>
       </w:r>
     </w:p>
     <w:p>
@@ -1132,15 +1908,63 @@
       </w:r>
     </w:p>
     <w:p>
-      <w:r>
-        <w:t>随后，程序使用上述统计量对全部编码特征进行第二次标准化处理。训练数据编码特征标准化结果如下图 1.7 所示：</w:t>
+      <w:pPr>
+        <w:pStyle w:val="Code"/>
+      </w:pPr>
+      <w:r>
+        <w:rPr>
+          <w:rFonts w:ascii="Courier New" w:hAnsi="Courier New" w:eastAsia="Courier New"/>
+          <w:sz w:val="20"/>
+        </w:rPr>
+        <w:t xml:space="preserve">bundle.classifier_train_features = {</w:t>
+      </w:r>
+    </w:p>
+    <w:p>
+      <w:pPr>
+        <w:pStyle w:val="Code"/>
+      </w:pPr>
+      <w:r>
+        <w:rPr>
+          <w:rFonts w:ascii="Courier New" w:hAnsi="Courier New" w:eastAsia="Courier New"/>
+          <w:sz w:val="20"/>
+        </w:rPr>
+        <w:t xml:space="preserve">    fault_id: ((encoded_train[fault_id] - feature_mean) / feature_std).astype(np.float32)</w:t>
+      </w:r>
+    </w:p>
+    <w:p>
+      <w:pPr>
+        <w:pStyle w:val="Code"/>
+      </w:pPr>
+      <w:r>
+        <w:rPr>
+          <w:rFonts w:ascii="Courier New" w:hAnsi="Courier New" w:eastAsia="Courier New"/>
+          <w:sz w:val="20"/>
+        </w:rPr>
+        <w:t xml:space="preserve">    for fault_id in TRAIN_FAULT_IDS</w:t>
+      </w:r>
+    </w:p>
+    <w:p>
+      <w:pPr>
+        <w:pStyle w:val="Code"/>
+      </w:pPr>
+      <w:r>
+        <w:rPr>
+          <w:rFonts w:ascii="Courier New" w:hAnsi="Courier New" w:eastAsia="Courier New"/>
+          <w:sz w:val="20"/>
+        </w:rPr>
+        <w:t xml:space="preserve">}</w:t>
+      </w:r>
+    </w:p>
+    <w:p>
+      <w:r>
+        <w:t>训练数据编码特征标准化结果如下图 1.7 所示：</w:t>
       </w:r>
     </w:p>
     <w:p>
       <w:r>
         <w:drawing>
           <wp:inline distT="0" distB="0" distL="0" distR="0">
-            <wp:extent cx="5486400" cy="2707178"/>
+            <wp:extent cx="5486400" cy="2619832"/>
             <wp:docPr id="6" name="图 1.7 训练数据编码特征标准化"/>
             <wp:cNvGraphicFramePr>
               <a:graphicFrameLocks noChangeAspect="1"/>
@@ -1161,7 +1985,7 @@
                   <pic:spPr>
                     <a:xfrm>
                       <a:off x="0" y="0"/>
-                      <a:ext cx="5486400" cy="2707178"/>
+                      <a:ext cx="5486400" cy="2619832"/>
                     </a:xfrm>
                     <a:prstGeom prst="rect">
                       <a:avLst/>
@@ -1176,19 +2000,24 @@
     </w:p>
     <w:p>
       <w:r>
-        <w:t>三、将测试数据放入网络模型进行预测。</w:t>
-      </w:r>
-    </w:p>
-    <w:p>
-      <w:r>
-        <w:t>测试数据同样经过 DAE 编码与第二次标准化处理后，作为后续分类网络的输入。测试数据编码特征标准化结果如下图 1.8 所示：</w:t>
+        <w:t>由图可见，经过第二次标准化处理之后，各类训练故障特征在数值范围上进一步趋于一致，从而为后续神经网络分类提供了更加稳定的输入。</w:t>
+      </w:r>
+    </w:p>
+    <w:p>
+      <w:r>
+        <w:t>四、将测试数据放入网络模型进行预测。</w:t>
+      </w:r>
+    </w:p>
+    <w:p>
+      <w:r>
+        <w:t>在完成训练数据编码之后，还需要将测试数据输入已经训练好的 DAE 网络，以获取测试样本的编码特征。该过程与训练数据编码过程一致，只是输入数据由训练样本替换为测试样本。测试数据编码特征标准化结果如下图 1.8 所示：</w:t>
       </w:r>
     </w:p>
     <w:p>
       <w:r>
         <w:drawing>
           <wp:inline distT="0" distB="0" distL="0" distR="0">
-            <wp:extent cx="5486400" cy="2707178"/>
+            <wp:extent cx="5486400" cy="2619832"/>
             <wp:docPr id="7" name="图 1.8 测试数据编码特征标准化"/>
             <wp:cNvGraphicFramePr>
               <a:graphicFrameLocks noChangeAspect="1"/>
@@ -1209,7 +2038,7 @@
                   <pic:spPr>
                     <a:xfrm>
                       <a:off x="0" y="0"/>
-                      <a:ext cx="5486400" cy="2707178"/>
+                      <a:ext cx="5486400" cy="2619832"/>
                     </a:xfrm>
                     <a:prstGeom prst="rect">
                       <a:avLst/>
@@ -1224,7 +2053,17 @@
     </w:p>
     <w:p>
       <w:r>
-        <w:t>四、将提取的训练数据和测试数据编码特征保存，并将保存的文件放入神经网络进行分类。</w:t>
+        <w:t>由图可见，测试数据在经过 DAE 编码和标准化处理后，其特征分布与训练数据特征分布保持了较好的统一性，这为后续分类网络的故障识别提供了基础。</w:t>
+      </w:r>
+    </w:p>
+    <w:p>
+      <w:r>
+        <w:t>五、将提取的训练数据和测试数据编码特征保存，并将保存的文件放入神经网络进行分类。</w:t>
+      </w:r>
+    </w:p>
+    <w:p>
+      <w:r>
+        <w:t>经过上述处理后，训练故障特征和测试故障特征均已由原始输入转换为低维编码特征。随后，这些标准化后的编码特征将作为分类神经网络的输入，用于后续故障标签定义、分类网络训练以及测试结果预测。</w:t>
       </w:r>
     </w:p>
     <w:p>
@@ -1266,7 +2105,7 @@
       <w:r>
         <w:drawing>
           <wp:inline distT="0" distB="0" distL="0" distR="0">
-            <wp:extent cx="5486400" cy="1623727"/>
+            <wp:extent cx="5486400" cy="1685564"/>
             <wp:docPr id="8" name="图 1.9 数据对应标签"/>
             <wp:cNvGraphicFramePr>
               <a:graphicFrameLocks noChangeAspect="1"/>
@@ -1287,7 +2126,7 @@
                   <pic:spPr>
                     <a:xfrm>
                       <a:off x="0" y="0"/>
-                      <a:ext cx="5486400" cy="1623727"/>
+                      <a:ext cx="5486400" cy="1685564"/>
                     </a:xfrm>
                     <a:prstGeom prst="rect">
                       <a:avLst/>
@@ -1572,7 +2411,7 @@
       <w:r>
         <w:drawing>
           <wp:inline distT="0" distB="0" distL="0" distR="0">
-            <wp:extent cx="5486400" cy="1602394"/>
+            <wp:extent cx="5486400" cy="1668930"/>
             <wp:docPr id="9" name="图 1.10 网络结构图"/>
             <wp:cNvGraphicFramePr>
               <a:graphicFrameLocks noChangeAspect="1"/>
@@ -1593,7 +2432,7 @@
                   <pic:spPr>
                     <a:xfrm>
                       <a:off x="0" y="0"/>
-                      <a:ext cx="5486400" cy="1602394"/>
+                      <a:ext cx="5486400" cy="1668930"/>
                     </a:xfrm>
                     <a:prstGeom prst="rect">
                       <a:avLst/>
@@ -1618,7 +2457,7 @@
       <w:r>
         <w:drawing>
           <wp:inline distT="0" distB="0" distL="0" distR="0">
-            <wp:extent cx="5486400" cy="1791148"/>
+            <wp:extent cx="5486400" cy="1829724"/>
             <wp:docPr id="10" name="图 1.11 训练过程"/>
             <wp:cNvGraphicFramePr>
               <a:graphicFrameLocks noChangeAspect="1"/>
@@ -1639,7 +2478,7 @@
                   <pic:spPr>
                     <a:xfrm>
                       <a:off x="0" y="0"/>
-                      <a:ext cx="5486400" cy="1791148"/>
+                      <a:ext cx="5486400" cy="1829724"/>
                     </a:xfrm>
                     <a:prstGeom prst="rect">
                       <a:avLst/>
@@ -1793,7 +2632,7 @@
       <w:r>
         <w:drawing>
           <wp:inline distT="0" distB="0" distL="0" distR="0">
-            <wp:extent cx="5486400" cy="4993240"/>
+            <wp:extent cx="5486400" cy="4673746"/>
             <wp:docPr id="11" name="图 1.12 热值图"/>
             <wp:cNvGraphicFramePr>
               <a:graphicFrameLocks noChangeAspect="1"/>
@@ -1814,7 +2653,7 @@
                   <pic:spPr>
                     <a:xfrm>
                       <a:off x="0" y="0"/>
-                      <a:ext cx="5486400" cy="4993240"/>
+                      <a:ext cx="5486400" cy="4673746"/>
                     </a:xfrm>
                     <a:prstGeom prst="rect">
                       <a:avLst/>

--- a/PYTHON_DAE_REPORT.docx
+++ b/PYTHON_DAE_REPORT.docx
@@ -2098,7 +2098,7 @@
     </w:p>
     <w:p>
       <w:r>
-        <w:t>其中，第一个故障对应标签 1，第二个故障对应标签 2，第四个故障对应标签 3，依此类推，直到第二十个故障对应标签 17。数据标签可视化结果如下图 1.9 所示：</w:t>
+        <w:t>其中，第一个故障对应标签 1，第二个故障对应标签 2，第四个故障对应标签 3，依此类推，直到第二十个故障对应标签 17。也就是说，17 类故障样本都具有一一对应的分类标签。为了便于后续分类网络训练，程序会按照固定顺序将各故障特征拼接起来，并生成与之对应的标签序列。数据标签可视化结果如下图 1.9 所示：</w:t>
       </w:r>
     </w:p>
     <w:p>
@@ -2146,7 +2146,137 @@
     </w:p>
     <w:p>
       <w:r>
-        <w:t>将从 DAE 中提取的训练数据编码特征输入神经网络进行训练。分类器采用三层全连接网络，其网络结构与原文档中的全连接分类网络相对应，相关程序见 models.py，如下所示：</w:t>
+        <w:t>将从 DAE 特征提取的训练数据输入神经网络进行训练。本文在 Python 版本中同样采用全连接神经网络对编码特征进行分类识别，其总体思路与原文档中的 MATLAB 分类网络保持一致。分类器输入为 40 维编码特征，输出为 17 个故障类别。主程序如下：</w:t>
+      </w:r>
+    </w:p>
+    <w:p>
+      <w:pPr>
+        <w:pStyle w:val="Code"/>
+      </w:pPr>
+      <w:r>
+        <w:rPr>
+          <w:rFonts w:ascii="Courier New" w:hAnsi="Courier New" w:eastAsia="Courier New"/>
+          <w:sz w:val="20"/>
+        </w:rPr>
+        <w:t xml:space="preserve">clf_history = train_classifier(</w:t>
+      </w:r>
+    </w:p>
+    <w:p>
+      <w:pPr>
+        <w:pStyle w:val="Code"/>
+      </w:pPr>
+      <w:r>
+        <w:rPr>
+          <w:rFonts w:ascii="Courier New" w:hAnsi="Courier New" w:eastAsia="Courier New"/>
+          <w:sz w:val="20"/>
+        </w:rPr>
+        <w:t xml:space="preserve">    classifier,</w:t>
+      </w:r>
+    </w:p>
+    <w:p>
+      <w:pPr>
+        <w:pStyle w:val="Code"/>
+      </w:pPr>
+      <w:r>
+        <w:rPr>
+          <w:rFonts w:ascii="Courier New" w:hAnsi="Courier New" w:eastAsia="Courier New"/>
+          <w:sz w:val="20"/>
+        </w:rPr>
+        <w:t xml:space="preserve">    features=clf_train_x,</w:t>
+      </w:r>
+    </w:p>
+    <w:p>
+      <w:pPr>
+        <w:pStyle w:val="Code"/>
+      </w:pPr>
+      <w:r>
+        <w:rPr>
+          <w:rFonts w:ascii="Courier New" w:hAnsi="Courier New" w:eastAsia="Courier New"/>
+          <w:sz w:val="20"/>
+        </w:rPr>
+        <w:t xml:space="preserve">    labels=clf_train_y,</w:t>
+      </w:r>
+    </w:p>
+    <w:p>
+      <w:pPr>
+        <w:pStyle w:val="Code"/>
+      </w:pPr>
+      <w:r>
+        <w:rPr>
+          <w:rFonts w:ascii="Courier New" w:hAnsi="Courier New" w:eastAsia="Courier New"/>
+          <w:sz w:val="20"/>
+        </w:rPr>
+        <w:t xml:space="preserve">    epochs=args.clf_epochs,</w:t>
+      </w:r>
+    </w:p>
+    <w:p>
+      <w:pPr>
+        <w:pStyle w:val="Code"/>
+      </w:pPr>
+      <w:r>
+        <w:rPr>
+          <w:rFonts w:ascii="Courier New" w:hAnsi="Courier New" w:eastAsia="Courier New"/>
+          <w:sz w:val="20"/>
+        </w:rPr>
+        <w:t xml:space="preserve">    batch_size=300,</w:t>
+      </w:r>
+    </w:p>
+    <w:p>
+      <w:pPr>
+        <w:pStyle w:val="Code"/>
+      </w:pPr>
+      <w:r>
+        <w:rPr>
+          <w:rFonts w:ascii="Courier New" w:hAnsi="Courier New" w:eastAsia="Courier New"/>
+          <w:sz w:val="20"/>
+        </w:rPr>
+        <w:t xml:space="preserve">    learning_rate=args.clf_lr,</w:t>
+      </w:r>
+    </w:p>
+    <w:p>
+      <w:pPr>
+        <w:pStyle w:val="Code"/>
+      </w:pPr>
+      <w:r>
+        <w:rPr>
+          <w:rFonts w:ascii="Courier New" w:hAnsi="Courier New" w:eastAsia="Courier New"/>
+          <w:sz w:val="20"/>
+        </w:rPr>
+        <w:t xml:space="preserve">    device=device,</w:t>
+      </w:r>
+    </w:p>
+    <w:p>
+      <w:pPr>
+        <w:pStyle w:val="Code"/>
+      </w:pPr>
+      <w:r>
+        <w:rPr>
+          <w:rFonts w:ascii="Courier New" w:hAnsi="Courier New" w:eastAsia="Courier New"/>
+          <w:sz w:val="20"/>
+        </w:rPr>
+        <w:t xml:space="preserve">    log_interval=max(1, args.clf_epochs // 10),</w:t>
+      </w:r>
+    </w:p>
+    <w:p>
+      <w:pPr>
+        <w:pStyle w:val="Code"/>
+      </w:pPr>
+      <w:r>
+        <w:rPr>
+          <w:rFonts w:ascii="Courier New" w:hAnsi="Courier New" w:eastAsia="Courier New"/>
+          <w:sz w:val="20"/>
+        </w:rPr>
+        <w:t xml:space="preserve">)</w:t>
+      </w:r>
+    </w:p>
+    <w:p>
+      <w:r>
+        <w:t>其中，train_classifier 属于分类神经网络的训练子程序，features 表示训练数据，labels 表示标签，learning_rate 表示学习率，epochs 表示循环次数。其作用与原文档中的 NN_layer 子程序相对应。</w:t>
+      </w:r>
+    </w:p>
+    <w:p>
+      <w:r>
+        <w:t>分类器的 Python 实现见 models.py，程序如下：</w:t>
       </w:r>
     </w:p>
     <w:p>
@@ -2271,115 +2401,294 @@
     </w:p>
     <w:p>
       <w:r>
-        <w:t>在本文最终实验中，分类网络学习率设置为 0.0002，训练轮数设置为 1000。其训练调用程序见 pipeline.py，如下所示：</w:t>
-      </w:r>
-    </w:p>
-    <w:p>
-      <w:pPr>
-        <w:pStyle w:val="Code"/>
-      </w:pPr>
-      <w:r>
-        <w:rPr>
-          <w:rFonts w:ascii="Courier New" w:hAnsi="Courier New" w:eastAsia="Courier New"/>
-          <w:sz w:val="20"/>
-        </w:rPr>
-        <w:t xml:space="preserve">clf_history = train_classifier(</w:t>
-      </w:r>
-    </w:p>
-    <w:p>
-      <w:pPr>
-        <w:pStyle w:val="Code"/>
-      </w:pPr>
-      <w:r>
-        <w:rPr>
-          <w:rFonts w:ascii="Courier New" w:hAnsi="Courier New" w:eastAsia="Courier New"/>
-          <w:sz w:val="20"/>
-        </w:rPr>
-        <w:t xml:space="preserve">    classifier,</w:t>
-      </w:r>
-    </w:p>
-    <w:p>
-      <w:pPr>
-        <w:pStyle w:val="Code"/>
-      </w:pPr>
-      <w:r>
-        <w:rPr>
-          <w:rFonts w:ascii="Courier New" w:hAnsi="Courier New" w:eastAsia="Courier New"/>
-          <w:sz w:val="20"/>
-        </w:rPr>
-        <w:t xml:space="preserve">    features=clf_train_x,</w:t>
-      </w:r>
-    </w:p>
-    <w:p>
-      <w:pPr>
-        <w:pStyle w:val="Code"/>
-      </w:pPr>
-      <w:r>
-        <w:rPr>
-          <w:rFonts w:ascii="Courier New" w:hAnsi="Courier New" w:eastAsia="Courier New"/>
-          <w:sz w:val="20"/>
-        </w:rPr>
-        <w:t xml:space="preserve">    labels=clf_train_y,</w:t>
-      </w:r>
-    </w:p>
-    <w:p>
-      <w:pPr>
-        <w:pStyle w:val="Code"/>
-      </w:pPr>
-      <w:r>
-        <w:rPr>
-          <w:rFonts w:ascii="Courier New" w:hAnsi="Courier New" w:eastAsia="Courier New"/>
-          <w:sz w:val="20"/>
-        </w:rPr>
-        <w:t xml:space="preserve">    epochs=args.clf_epochs,</w:t>
-      </w:r>
-    </w:p>
-    <w:p>
-      <w:pPr>
-        <w:pStyle w:val="Code"/>
-      </w:pPr>
-      <w:r>
-        <w:rPr>
-          <w:rFonts w:ascii="Courier New" w:hAnsi="Courier New" w:eastAsia="Courier New"/>
-          <w:sz w:val="20"/>
-        </w:rPr>
-        <w:t xml:space="preserve">    batch_size=300,</w:t>
-      </w:r>
-    </w:p>
-    <w:p>
-      <w:pPr>
-        <w:pStyle w:val="Code"/>
-      </w:pPr>
-      <w:r>
-        <w:rPr>
-          <w:rFonts w:ascii="Courier New" w:hAnsi="Courier New" w:eastAsia="Courier New"/>
-          <w:sz w:val="20"/>
-        </w:rPr>
-        <w:t xml:space="preserve">    learning_rate=args.clf_lr,</w:t>
-      </w:r>
-    </w:p>
-    <w:p>
-      <w:pPr>
-        <w:pStyle w:val="Code"/>
-      </w:pPr>
-      <w:r>
-        <w:rPr>
-          <w:rFonts w:ascii="Courier New" w:hAnsi="Courier New" w:eastAsia="Courier New"/>
-          <w:sz w:val="20"/>
-        </w:rPr>
-        <w:t xml:space="preserve">    device=device,</w:t>
-      </w:r>
-    </w:p>
-    <w:p>
-      <w:pPr>
-        <w:pStyle w:val="Code"/>
-      </w:pPr>
-      <w:r>
-        <w:rPr>
-          <w:rFonts w:ascii="Courier New" w:hAnsi="Courier New" w:eastAsia="Courier New"/>
-          <w:sz w:val="20"/>
-        </w:rPr>
-        <w:t xml:space="preserve">    log_interval=max(1, args.clf_epochs // 10),</w:t>
+        <w:t>由上式可以看出，分类神经网络由三层全连接层组成，第一层设置 400 个神经元，第二层设置 250 个神经元，第三层输出固定为 17 类；激活函数采用 Tanh 函数。这与原文档中“400-250-17”的网络设置是一致的。</w:t>
+      </w:r>
+    </w:p>
+    <w:p>
+      <w:r>
+        <w:t>（1）训练标签随机化。</w:t>
+      </w:r>
+    </w:p>
+    <w:p>
+      <w:r>
+        <w:t>将标签分类好之后，每一类数据都在一起，这样训练时容易影响网络学习效果。为了避免这种情况，需要在训练开始前将数据和标签同时随机打乱。当前 Python 程序延续了这一思想，在构造分类器训练数据加载器时设置 shuffle=True，使样本在每轮训练中按随机顺序进入网络。其实现见 train.py，程序如下：</w:t>
+      </w:r>
+    </w:p>
+    <w:p>
+      <w:pPr>
+        <w:pStyle w:val="Code"/>
+      </w:pPr>
+      <w:r>
+        <w:rPr>
+          <w:rFonts w:ascii="Courier New" w:hAnsi="Courier New" w:eastAsia="Courier New"/>
+          <w:sz w:val="20"/>
+        </w:rPr>
+        <w:t xml:space="preserve">loader = _build_loader(features, labels.astype(np.int64), batch_size=batch_size, shuffle=True)</w:t>
+      </w:r>
+    </w:p>
+    <w:p>
+      <w:pPr>
+        <w:pStyle w:val="Code"/>
+      </w:pPr>
+      <w:r>
+        <w:rPr>
+          <w:rFonts w:ascii="Courier New" w:hAnsi="Courier New" w:eastAsia="Courier New"/>
+          <w:sz w:val="20"/>
+        </w:rPr>
+        <w:t xml:space="preserve">def _build_loader(features: np.ndarray, targets: np.ndarray | None, batch_size: int, shuffle: bool) -&gt; DataLoader:</w:t>
+      </w:r>
+    </w:p>
+    <w:p>
+      <w:pPr>
+        <w:pStyle w:val="Code"/>
+      </w:pPr>
+      <w:r>
+        <w:rPr>
+          <w:rFonts w:ascii="Courier New" w:hAnsi="Courier New" w:eastAsia="Courier New"/>
+          <w:sz w:val="20"/>
+        </w:rPr>
+        <w:t xml:space="preserve">    feature_tensor = torch.from_numpy(features.astype(np.float32))</w:t>
+      </w:r>
+    </w:p>
+    <w:p>
+      <w:pPr>
+        <w:pStyle w:val="Code"/>
+      </w:pPr>
+      <w:r>
+        <w:rPr>
+          <w:rFonts w:ascii="Courier New" w:hAnsi="Courier New" w:eastAsia="Courier New"/>
+          <w:sz w:val="20"/>
+        </w:rPr>
+        <w:t xml:space="preserve">    if targets is None:</w:t>
+      </w:r>
+    </w:p>
+    <w:p>
+      <w:pPr>
+        <w:pStyle w:val="Code"/>
+      </w:pPr>
+      <w:r>
+        <w:rPr>
+          <w:rFonts w:ascii="Courier New" w:hAnsi="Courier New" w:eastAsia="Courier New"/>
+          <w:sz w:val="20"/>
+        </w:rPr>
+        <w:t xml:space="preserve">        dataset = TensorDataset(feature_tensor, feature_tensor)</w:t>
+      </w:r>
+    </w:p>
+    <w:p>
+      <w:pPr>
+        <w:pStyle w:val="Code"/>
+      </w:pPr>
+      <w:r>
+        <w:rPr>
+          <w:rFonts w:ascii="Courier New" w:hAnsi="Courier New" w:eastAsia="Courier New"/>
+          <w:sz w:val="20"/>
+        </w:rPr>
+        <w:t xml:space="preserve">    else:</w:t>
+      </w:r>
+    </w:p>
+    <w:p>
+      <w:pPr>
+        <w:pStyle w:val="Code"/>
+      </w:pPr>
+      <w:r>
+        <w:rPr>
+          <w:rFonts w:ascii="Courier New" w:hAnsi="Courier New" w:eastAsia="Courier New"/>
+          <w:sz w:val="20"/>
+        </w:rPr>
+        <w:t xml:space="preserve">        target_tensor = torch.from_numpy(targets)</w:t>
+      </w:r>
+    </w:p>
+    <w:p>
+      <w:pPr>
+        <w:pStyle w:val="Code"/>
+      </w:pPr>
+      <w:r>
+        <w:rPr>
+          <w:rFonts w:ascii="Courier New" w:hAnsi="Courier New" w:eastAsia="Courier New"/>
+          <w:sz w:val="20"/>
+        </w:rPr>
+        <w:t xml:space="preserve">        dataset = TensorDataset(feature_tensor, target_tensor)</w:t>
+      </w:r>
+    </w:p>
+    <w:p>
+      <w:pPr>
+        <w:pStyle w:val="Code"/>
+      </w:pPr>
+      <w:r>
+        <w:rPr>
+          <w:rFonts w:ascii="Courier New" w:hAnsi="Courier New" w:eastAsia="Courier New"/>
+          <w:sz w:val="20"/>
+        </w:rPr>
+        <w:t xml:space="preserve"/>
+      </w:r>
+    </w:p>
+    <w:p>
+      <w:pPr>
+        <w:pStyle w:val="Code"/>
+      </w:pPr>
+      <w:r>
+        <w:rPr>
+          <w:rFonts w:ascii="Courier New" w:hAnsi="Courier New" w:eastAsia="Courier New"/>
+          <w:sz w:val="20"/>
+        </w:rPr>
+        <w:t xml:space="preserve">    generator = torch.Generator()</w:t>
+      </w:r>
+    </w:p>
+    <w:p>
+      <w:pPr>
+        <w:pStyle w:val="Code"/>
+      </w:pPr>
+      <w:r>
+        <w:rPr>
+          <w:rFonts w:ascii="Courier New" w:hAnsi="Courier New" w:eastAsia="Courier New"/>
+          <w:sz w:val="20"/>
+        </w:rPr>
+        <w:t xml:space="preserve">    generator.manual_seed(torch.initial_seed())</w:t>
+      </w:r>
+    </w:p>
+    <w:p>
+      <w:pPr>
+        <w:pStyle w:val="Code"/>
+      </w:pPr>
+      <w:r>
+        <w:rPr>
+          <w:rFonts w:ascii="Courier New" w:hAnsi="Courier New" w:eastAsia="Courier New"/>
+          <w:sz w:val="20"/>
+        </w:rPr>
+        <w:t xml:space="preserve">    return DataLoader(dataset, batch_size=batch_size, shuffle=shuffle, generator=generator)</w:t>
+      </w:r>
+    </w:p>
+    <w:p>
+      <w:r>
+        <w:t>由此可见，Python 版本在训练分类器时同样完成了“训练标签随机化”的处理，并且能够在固定随机种子的条件下保证实验可复现。</w:t>
+      </w:r>
+    </w:p>
+    <w:p>
+      <w:r>
+        <w:t>（2）设置网络层参数，3 层全连接层程序如下：</w:t>
+      </w:r>
+    </w:p>
+    <w:p>
+      <w:r>
+        <w:t>按照原文档的写法，分类网络需要设置输入尺寸、第一层神经元个数、第二层神经元个数以及输出类别数。对于当前 Python 版本来说，这些参数已经直接写入网络定义中，对应关系如下：</w:t>
+      </w:r>
+    </w:p>
+    <w:p>
+      <w:pPr>
+        <w:pStyle w:val="Code"/>
+      </w:pPr>
+      <w:r>
+        <w:rPr>
+          <w:rFonts w:ascii="Courier New" w:hAnsi="Courier New" w:eastAsia="Courier New"/>
+          <w:sz w:val="20"/>
+        </w:rPr>
+        <w:t xml:space="preserve">nn.Linear(input_dim, 400)</w:t>
+      </w:r>
+    </w:p>
+    <w:p>
+      <w:pPr>
+        <w:pStyle w:val="Code"/>
+      </w:pPr>
+      <w:r>
+        <w:rPr>
+          <w:rFonts w:ascii="Courier New" w:hAnsi="Courier New" w:eastAsia="Courier New"/>
+          <w:sz w:val="20"/>
+        </w:rPr>
+        <w:t xml:space="preserve">nn.Linear(400, 250)</w:t>
+      </w:r>
+    </w:p>
+    <w:p>
+      <w:pPr>
+        <w:pStyle w:val="Code"/>
+      </w:pPr>
+      <w:r>
+        <w:rPr>
+          <w:rFonts w:ascii="Courier New" w:hAnsi="Courier New" w:eastAsia="Courier New"/>
+          <w:sz w:val="20"/>
+        </w:rPr>
+        <w:t xml:space="preserve">nn.Linear(250, num_classes)</w:t>
+      </w:r>
+    </w:p>
+    <w:p>
+      <w:r>
+        <w:t>其中，input_dim 在本实验中固定为 40，表示 DAE 输出的编码特征维度；num_classes 固定为 17，表示故障类别数。因此，当前 Python 分类器与原文档中的三层全连接分类网络在结构上是一一对应的。</w:t>
+      </w:r>
+    </w:p>
+    <w:p>
+      <w:r>
+        <w:t>（3）网络层代码，主要包括全连接层和激活函数，激活函数选取 Tanh 函数，程序如下：</w:t>
+      </w:r>
+    </w:p>
+    <w:p>
+      <w:pPr>
+        <w:pStyle w:val="Code"/>
+      </w:pPr>
+      <w:r>
+        <w:rPr>
+          <w:rFonts w:ascii="Courier New" w:hAnsi="Courier New" w:eastAsia="Courier New"/>
+          <w:sz w:val="20"/>
+        </w:rPr>
+        <w:t xml:space="preserve">self.net = nn.Sequential(</w:t>
+      </w:r>
+    </w:p>
+    <w:p>
+      <w:pPr>
+        <w:pStyle w:val="Code"/>
+      </w:pPr>
+      <w:r>
+        <w:rPr>
+          <w:rFonts w:ascii="Courier New" w:hAnsi="Courier New" w:eastAsia="Courier New"/>
+          <w:sz w:val="20"/>
+        </w:rPr>
+        <w:t xml:space="preserve">    nn.Linear(input_dim, 400),</w:t>
+      </w:r>
+    </w:p>
+    <w:p>
+      <w:pPr>
+        <w:pStyle w:val="Code"/>
+      </w:pPr>
+      <w:r>
+        <w:rPr>
+          <w:rFonts w:ascii="Courier New" w:hAnsi="Courier New" w:eastAsia="Courier New"/>
+          <w:sz w:val="20"/>
+        </w:rPr>
+        <w:t xml:space="preserve">    nn.Tanh(),</w:t>
+      </w:r>
+    </w:p>
+    <w:p>
+      <w:pPr>
+        <w:pStyle w:val="Code"/>
+      </w:pPr>
+      <w:r>
+        <w:rPr>
+          <w:rFonts w:ascii="Courier New" w:hAnsi="Courier New" w:eastAsia="Courier New"/>
+          <w:sz w:val="20"/>
+        </w:rPr>
+        <w:t xml:space="preserve">    nn.Linear(400, 250),</w:t>
+      </w:r>
+    </w:p>
+    <w:p>
+      <w:pPr>
+        <w:pStyle w:val="Code"/>
+      </w:pPr>
+      <w:r>
+        <w:rPr>
+          <w:rFonts w:ascii="Courier New" w:hAnsi="Courier New" w:eastAsia="Courier New"/>
+          <w:sz w:val="20"/>
+        </w:rPr>
+        <w:t xml:space="preserve">    nn.Tanh(),</w:t>
+      </w:r>
+    </w:p>
+    <w:p>
+      <w:pPr>
+        <w:pStyle w:val="Code"/>
+      </w:pPr>
+      <w:r>
+        <w:rPr>
+          <w:rFonts w:ascii="Courier New" w:hAnsi="Courier New" w:eastAsia="Courier New"/>
+          <w:sz w:val="20"/>
+        </w:rPr>
+        <w:t xml:space="preserve">    nn.Linear(250, num_classes),</w:t>
       </w:r>
     </w:p>
     <w:p>
@@ -2396,7 +2705,296 @@
     </w:p>
     <w:p>
       <w:r>
-        <w:t>当前程序还会自动导出网络结构图与训练过程图，结果如下所示。</w:t>
+        <w:t>从上述程序可以看出，编码特征首先经过第一层全连接层映射到高维空间，再通过第二层全连接层进一步提取判别信息，最后输出 17 个类别的分类结果。网络中两次使用 Tanh 激活函数，以增强模型的非线性表达能力。</w:t>
+      </w:r>
+    </w:p>
+    <w:p>
+      <w:r>
+        <w:t>（4）设置网络参数和训练网络程序如下：</w:t>
+      </w:r>
+    </w:p>
+    <w:p>
+      <w:r>
+        <w:t>根据上文可知，本文采用随机梯度下降法训练分类器。在当前最终实验中，分类网络学习率设置为 0.0002，训练轮数设置为 1000，批次大小设置为 300。训练子程序见 train.py，程序如下：</w:t>
+      </w:r>
+    </w:p>
+    <w:p>
+      <w:pPr>
+        <w:pStyle w:val="Code"/>
+      </w:pPr>
+      <w:r>
+        <w:rPr>
+          <w:rFonts w:ascii="Courier New" w:hAnsi="Courier New" w:eastAsia="Courier New"/>
+          <w:sz w:val="20"/>
+        </w:rPr>
+        <w:t xml:space="preserve">def train_classifier(</w:t>
+      </w:r>
+    </w:p>
+    <w:p>
+      <w:pPr>
+        <w:pStyle w:val="Code"/>
+      </w:pPr>
+      <w:r>
+        <w:rPr>
+          <w:rFonts w:ascii="Courier New" w:hAnsi="Courier New" w:eastAsia="Courier New"/>
+          <w:sz w:val="20"/>
+        </w:rPr>
+        <w:t xml:space="preserve">    model: nn.Module,</w:t>
+      </w:r>
+    </w:p>
+    <w:p>
+      <w:pPr>
+        <w:pStyle w:val="Code"/>
+      </w:pPr>
+      <w:r>
+        <w:rPr>
+          <w:rFonts w:ascii="Courier New" w:hAnsi="Courier New" w:eastAsia="Courier New"/>
+          <w:sz w:val="20"/>
+        </w:rPr>
+        <w:t xml:space="preserve">    features: np.ndarray,</w:t>
+      </w:r>
+    </w:p>
+    <w:p>
+      <w:pPr>
+        <w:pStyle w:val="Code"/>
+      </w:pPr>
+      <w:r>
+        <w:rPr>
+          <w:rFonts w:ascii="Courier New" w:hAnsi="Courier New" w:eastAsia="Courier New"/>
+          <w:sz w:val="20"/>
+        </w:rPr>
+        <w:t xml:space="preserve">    labels: np.ndarray,</w:t>
+      </w:r>
+    </w:p>
+    <w:p>
+      <w:pPr>
+        <w:pStyle w:val="Code"/>
+      </w:pPr>
+      <w:r>
+        <w:rPr>
+          <w:rFonts w:ascii="Courier New" w:hAnsi="Courier New" w:eastAsia="Courier New"/>
+          <w:sz w:val="20"/>
+        </w:rPr>
+        <w:t xml:space="preserve">    epochs: int,</w:t>
+      </w:r>
+    </w:p>
+    <w:p>
+      <w:pPr>
+        <w:pStyle w:val="Code"/>
+      </w:pPr>
+      <w:r>
+        <w:rPr>
+          <w:rFonts w:ascii="Courier New" w:hAnsi="Courier New" w:eastAsia="Courier New"/>
+          <w:sz w:val="20"/>
+        </w:rPr>
+        <w:t xml:space="preserve">    batch_size: int,</w:t>
+      </w:r>
+    </w:p>
+    <w:p>
+      <w:pPr>
+        <w:pStyle w:val="Code"/>
+      </w:pPr>
+      <w:r>
+        <w:rPr>
+          <w:rFonts w:ascii="Courier New" w:hAnsi="Courier New" w:eastAsia="Courier New"/>
+          <w:sz w:val="20"/>
+        </w:rPr>
+        <w:t xml:space="preserve">    learning_rate: float,</w:t>
+      </w:r>
+    </w:p>
+    <w:p>
+      <w:pPr>
+        <w:pStyle w:val="Code"/>
+      </w:pPr>
+      <w:r>
+        <w:rPr>
+          <w:rFonts w:ascii="Courier New" w:hAnsi="Courier New" w:eastAsia="Courier New"/>
+          <w:sz w:val="20"/>
+        </w:rPr>
+        <w:t xml:space="preserve">    device: torch.device,</w:t>
+      </w:r>
+    </w:p>
+    <w:p>
+      <w:pPr>
+        <w:pStyle w:val="Code"/>
+      </w:pPr>
+      <w:r>
+        <w:rPr>
+          <w:rFonts w:ascii="Courier New" w:hAnsi="Courier New" w:eastAsia="Courier New"/>
+          <w:sz w:val="20"/>
+        </w:rPr>
+        <w:t xml:space="preserve">    log_interval: int = 20,</w:t>
+      </w:r>
+    </w:p>
+    <w:p>
+      <w:pPr>
+        <w:pStyle w:val="Code"/>
+      </w:pPr>
+      <w:r>
+        <w:rPr>
+          <w:rFonts w:ascii="Courier New" w:hAnsi="Courier New" w:eastAsia="Courier New"/>
+          <w:sz w:val="20"/>
+        </w:rPr>
+        <w:t xml:space="preserve">) -&gt; TrainHistory:</w:t>
+      </w:r>
+    </w:p>
+    <w:p>
+      <w:pPr>
+        <w:pStyle w:val="Code"/>
+      </w:pPr>
+      <w:r>
+        <w:rPr>
+          <w:rFonts w:ascii="Courier New" w:hAnsi="Courier New" w:eastAsia="Courier New"/>
+          <w:sz w:val="20"/>
+        </w:rPr>
+        <w:t xml:space="preserve">    loader = _build_loader(features, labels.astype(np.int64), batch_size=batch_size, shuffle=True)</w:t>
+      </w:r>
+    </w:p>
+    <w:p>
+      <w:pPr>
+        <w:pStyle w:val="Code"/>
+      </w:pPr>
+      <w:r>
+        <w:rPr>
+          <w:rFonts w:ascii="Courier New" w:hAnsi="Courier New" w:eastAsia="Courier New"/>
+          <w:sz w:val="20"/>
+        </w:rPr>
+        <w:t xml:space="preserve">    optimizer = torch.optim.SGD(model.parameters(), lr=learning_rate, momentum=0.9)</w:t>
+      </w:r>
+    </w:p>
+    <w:p>
+      <w:pPr>
+        <w:pStyle w:val="Code"/>
+      </w:pPr>
+      <w:r>
+        <w:rPr>
+          <w:rFonts w:ascii="Courier New" w:hAnsi="Courier New" w:eastAsia="Courier New"/>
+          <w:sz w:val="20"/>
+        </w:rPr>
+        <w:t xml:space="preserve">    criterion = nn.CrossEntropyLoss()</w:t>
+      </w:r>
+    </w:p>
+    <w:p>
+      <w:r>
+        <w:t>训练过程中，程序会在每个批次中计算前向输出、交叉熵损失和预测类别，并通过梯度下降不断更新网络参数。对应程序如下：</w:t>
+      </w:r>
+    </w:p>
+    <w:p>
+      <w:pPr>
+        <w:pStyle w:val="Code"/>
+      </w:pPr>
+      <w:r>
+        <w:rPr>
+          <w:rFonts w:ascii="Courier New" w:hAnsi="Courier New" w:eastAsia="Courier New"/>
+          <w:sz w:val="20"/>
+        </w:rPr>
+        <w:t xml:space="preserve">for batch_x, batch_y in loader:</w:t>
+      </w:r>
+    </w:p>
+    <w:p>
+      <w:pPr>
+        <w:pStyle w:val="Code"/>
+      </w:pPr>
+      <w:r>
+        <w:rPr>
+          <w:rFonts w:ascii="Courier New" w:hAnsi="Courier New" w:eastAsia="Courier New"/>
+          <w:sz w:val="20"/>
+        </w:rPr>
+        <w:t xml:space="preserve">    batch_x = batch_x.to(device)</w:t>
+      </w:r>
+    </w:p>
+    <w:p>
+      <w:pPr>
+        <w:pStyle w:val="Code"/>
+      </w:pPr>
+      <w:r>
+        <w:rPr>
+          <w:rFonts w:ascii="Courier New" w:hAnsi="Courier New" w:eastAsia="Courier New"/>
+          <w:sz w:val="20"/>
+        </w:rPr>
+        <w:t xml:space="preserve">    batch_y = batch_y.to(device)</w:t>
+      </w:r>
+    </w:p>
+    <w:p>
+      <w:pPr>
+        <w:pStyle w:val="Code"/>
+      </w:pPr>
+      <w:r>
+        <w:rPr>
+          <w:rFonts w:ascii="Courier New" w:hAnsi="Courier New" w:eastAsia="Courier New"/>
+          <w:sz w:val="20"/>
+        </w:rPr>
+        <w:t xml:space="preserve">    optimizer.zero_grad()</w:t>
+      </w:r>
+    </w:p>
+    <w:p>
+      <w:pPr>
+        <w:pStyle w:val="Code"/>
+      </w:pPr>
+      <w:r>
+        <w:rPr>
+          <w:rFonts w:ascii="Courier New" w:hAnsi="Courier New" w:eastAsia="Courier New"/>
+          <w:sz w:val="20"/>
+        </w:rPr>
+        <w:t xml:space="preserve">    logits = model(batch_x)</w:t>
+      </w:r>
+    </w:p>
+    <w:p>
+      <w:pPr>
+        <w:pStyle w:val="Code"/>
+      </w:pPr>
+      <w:r>
+        <w:rPr>
+          <w:rFonts w:ascii="Courier New" w:hAnsi="Courier New" w:eastAsia="Courier New"/>
+          <w:sz w:val="20"/>
+        </w:rPr>
+        <w:t xml:space="preserve">    loss = criterion(logits, batch_y)</w:t>
+      </w:r>
+    </w:p>
+    <w:p>
+      <w:pPr>
+        <w:pStyle w:val="Code"/>
+      </w:pPr>
+      <w:r>
+        <w:rPr>
+          <w:rFonts w:ascii="Courier New" w:hAnsi="Courier New" w:eastAsia="Courier New"/>
+          <w:sz w:val="20"/>
+        </w:rPr>
+        <w:t xml:space="preserve">    loss.backward()</w:t>
+      </w:r>
+    </w:p>
+    <w:p>
+      <w:pPr>
+        <w:pStyle w:val="Code"/>
+      </w:pPr>
+      <w:r>
+        <w:rPr>
+          <w:rFonts w:ascii="Courier New" w:hAnsi="Courier New" w:eastAsia="Courier New"/>
+          <w:sz w:val="20"/>
+        </w:rPr>
+        <w:t xml:space="preserve">    optimizer.step()</w:t>
+      </w:r>
+    </w:p>
+    <w:p>
+      <w:pPr>
+        <w:pStyle w:val="Code"/>
+      </w:pPr>
+      <w:r>
+        <w:rPr>
+          <w:rFonts w:ascii="Courier New" w:hAnsi="Courier New" w:eastAsia="Courier New"/>
+          <w:sz w:val="20"/>
+        </w:rPr>
+        <w:t xml:space="preserve">    predictions = logits.argmax(dim=1)</w:t>
+      </w:r>
+    </w:p>
+    <w:p>
+      <w:r>
+        <w:t>由此可见，Python 版本已经完整实现了与原文档中 NN_layer 相对应的分类训练流程，只是在具体实现上采用了 PyTorch 的训练接口。</w:t>
+      </w:r>
+    </w:p>
+    <w:p>
+      <w:r>
+        <w:t>开始训练网络模型后，程序会同步记录损失与准确率，并导出训练过程图。网络结构图和训练过程图如下所示。</w:t>
       </w:r>
     </w:p>
     <w:p>
@@ -2498,7 +3096,108 @@
     </w:p>
     <w:p>
       <w:r>
-        <w:t>测试阶段，程序将测试集编码特征输入训练好的分类网络，依次对各故障类别进行分类预测，并统计对应准确率。该部分程序见 pipeline.py，核心代码如下：</w:t>
+        <w:t>将测试数据对应的编码特征输入已经训练好的分类网络后，即可得到故障类别预测结果。该部分程序见 train.py，程序如下：</w:t>
+      </w:r>
+    </w:p>
+    <w:p>
+      <w:pPr>
+        <w:pStyle w:val="Code"/>
+      </w:pPr>
+      <w:r>
+        <w:rPr>
+          <w:rFonts w:ascii="Courier New" w:hAnsi="Courier New" w:eastAsia="Courier New"/>
+          <w:sz w:val="20"/>
+        </w:rPr>
+        <w:t xml:space="preserve">def predict_classes(model: nn.Module, features: np.ndarray, device: torch.device) -&gt; np.ndarray:</w:t>
+      </w:r>
+    </w:p>
+    <w:p>
+      <w:pPr>
+        <w:pStyle w:val="Code"/>
+      </w:pPr>
+      <w:r>
+        <w:rPr>
+          <w:rFonts w:ascii="Courier New" w:hAnsi="Courier New" w:eastAsia="Courier New"/>
+          <w:sz w:val="20"/>
+        </w:rPr>
+        <w:t xml:space="preserve">    model.eval()</w:t>
+      </w:r>
+    </w:p>
+    <w:p>
+      <w:pPr>
+        <w:pStyle w:val="Code"/>
+      </w:pPr>
+      <w:r>
+        <w:rPr>
+          <w:rFonts w:ascii="Courier New" w:hAnsi="Courier New" w:eastAsia="Courier New"/>
+          <w:sz w:val="20"/>
+        </w:rPr>
+        <w:t xml:space="preserve">    model.to(device)</w:t>
+      </w:r>
+    </w:p>
+    <w:p>
+      <w:pPr>
+        <w:pStyle w:val="Code"/>
+      </w:pPr>
+      <w:r>
+        <w:rPr>
+          <w:rFonts w:ascii="Courier New" w:hAnsi="Courier New" w:eastAsia="Courier New"/>
+          <w:sz w:val="20"/>
+        </w:rPr>
+        <w:t xml:space="preserve">    with torch.no_grad():</w:t>
+      </w:r>
+    </w:p>
+    <w:p>
+      <w:pPr>
+        <w:pStyle w:val="Code"/>
+      </w:pPr>
+      <w:r>
+        <w:rPr>
+          <w:rFonts w:ascii="Courier New" w:hAnsi="Courier New" w:eastAsia="Courier New"/>
+          <w:sz w:val="20"/>
+        </w:rPr>
+        <w:t xml:space="preserve">        tensor = torch.from_numpy(features.astype(np.float32)).to(device)</w:t>
+      </w:r>
+    </w:p>
+    <w:p>
+      <w:pPr>
+        <w:pStyle w:val="Code"/>
+      </w:pPr>
+      <w:r>
+        <w:rPr>
+          <w:rFonts w:ascii="Courier New" w:hAnsi="Courier New" w:eastAsia="Courier New"/>
+          <w:sz w:val="20"/>
+        </w:rPr>
+        <w:t xml:space="preserve">        logits = model(tensor)</w:t>
+      </w:r>
+    </w:p>
+    <w:p>
+      <w:pPr>
+        <w:pStyle w:val="Code"/>
+      </w:pPr>
+      <w:r>
+        <w:rPr>
+          <w:rFonts w:ascii="Courier New" w:hAnsi="Courier New" w:eastAsia="Courier New"/>
+          <w:sz w:val="20"/>
+        </w:rPr>
+        <w:t xml:space="preserve">        predictions = logits.argmax(dim=1).cpu().numpy() + 1</w:t>
+      </w:r>
+    </w:p>
+    <w:p>
+      <w:pPr>
+        <w:pStyle w:val="Code"/>
+      </w:pPr>
+      <w:r>
+        <w:rPr>
+          <w:rFonts w:ascii="Courier New" w:hAnsi="Courier New" w:eastAsia="Courier New"/>
+          <w:sz w:val="20"/>
+        </w:rPr>
+        <w:t xml:space="preserve">    return predictions.astype(np.int64)</w:t>
+      </w:r>
+    </w:p>
+    <w:p>
+      <w:r>
+        <w:t>在主流程中，程序依次对各故障测试集进行预测，并统计每一类故障的分类准确率。核心程序如下：</w:t>
       </w:r>
     </w:p>
     <w:p>
@@ -2592,7 +3291,347 @@
     </w:p>
     <w:p>
       <w:r>
-        <w:t>在完成故障分类后，程序进一步构造按行归一化的混淆矩阵，并绘制热值图，从而对分类结果进行可视化展示。其中主流程程序见 pipeline.py，绘图程序见 plotting.py。</w:t>
+        <w:t>在得到所有测试类别的预测结果之后，程序会进一步统计各故障准确率，并构造按行归一化的混淆矩阵，用于绘制热值图。其核心思想与原文档中的 MATLAB 程序一致，即分别计算每一类测试样本被正确识别的比例，再将全部类别的识别结果汇总成二维热值矩阵，从而对分类结果进行可视化展示。</w:t>
+      </w:r>
+    </w:p>
+    <w:p>
+      <w:r>
+        <w:t>在原文档中，测试集通常按类别分别统计，例如用 accuracy_t1、accuracy_t2、accuracy_t4 等变量表示各故障类别的准确率，其本质就是“预测正确的样本数除以该类测试样本总数”。对于当前 Python 实现来说，这一过程已经统一封装在逐类评估循环中。程序如下：</w:t>
+      </w:r>
+    </w:p>
+    <w:p>
+      <w:pPr>
+        <w:pStyle w:val="Code"/>
+      </w:pPr>
+      <w:r>
+        <w:rPr>
+          <w:rFonts w:ascii="Courier New" w:hAnsi="Courier New" w:eastAsia="Courier New"/>
+          <w:sz w:val="20"/>
+        </w:rPr>
+        <w:t xml:space="preserve">for fault_id in TRAIN_FAULT_IDS:</w:t>
+      </w:r>
+    </w:p>
+    <w:p>
+      <w:pPr>
+        <w:pStyle w:val="Code"/>
+      </w:pPr>
+      <w:r>
+        <w:rPr>
+          <w:rFonts w:ascii="Courier New" w:hAnsi="Courier New" w:eastAsia="Courier New"/>
+          <w:sz w:val="20"/>
+        </w:rPr>
+        <w:t xml:space="preserve">    count = min(_test_slice_count(fault_id), bundle.classifier_test_features[fault_id].shape[0])</w:t>
+      </w:r>
+    </w:p>
+    <w:p>
+      <w:pPr>
+        <w:pStyle w:val="Code"/>
+      </w:pPr>
+      <w:r>
+        <w:rPr>
+          <w:rFonts w:ascii="Courier New" w:hAnsi="Courier New" w:eastAsia="Courier New"/>
+          <w:sz w:val="20"/>
+        </w:rPr>
+        <w:t xml:space="preserve">    features = bundle.classifier_test_features[fault_id][:count]</w:t>
+      </w:r>
+    </w:p>
+    <w:p>
+      <w:pPr>
+        <w:pStyle w:val="Code"/>
+      </w:pPr>
+      <w:r>
+        <w:rPr>
+          <w:rFonts w:ascii="Courier New" w:hAnsi="Courier New" w:eastAsia="Courier New"/>
+          <w:sz w:val="20"/>
+        </w:rPr>
+        <w:t xml:space="preserve">    preds = predict_classes(classifier, features, device=device)</w:t>
+      </w:r>
+    </w:p>
+    <w:p>
+      <w:pPr>
+        <w:pStyle w:val="Code"/>
+      </w:pPr>
+      <w:r>
+        <w:rPr>
+          <w:rFonts w:ascii="Courier New" w:hAnsi="Courier New" w:eastAsia="Courier New"/>
+          <w:sz w:val="20"/>
+        </w:rPr>
+        <w:t xml:space="preserve">    label = bundle.classifier_labels[fault_id]</w:t>
+      </w:r>
+    </w:p>
+    <w:p>
+      <w:pPr>
+        <w:pStyle w:val="Code"/>
+      </w:pPr>
+      <w:r>
+        <w:rPr>
+          <w:rFonts w:ascii="Courier New" w:hAnsi="Courier New" w:eastAsia="Courier New"/>
+          <w:sz w:val="20"/>
+        </w:rPr>
+        <w:t xml:space="preserve">    truth = np.full(count, label, dtype=np.int64)</w:t>
+      </w:r>
+    </w:p>
+    <w:p>
+      <w:pPr>
+        <w:pStyle w:val="Code"/>
+      </w:pPr>
+      <w:r>
+        <w:rPr>
+          <w:rFonts w:ascii="Courier New" w:hAnsi="Courier New" w:eastAsia="Courier New"/>
+          <w:sz w:val="20"/>
+        </w:rPr>
+        <w:t xml:space="preserve">    y_true_all.append(truth)</w:t>
+      </w:r>
+    </w:p>
+    <w:p>
+      <w:pPr>
+        <w:pStyle w:val="Code"/>
+      </w:pPr>
+      <w:r>
+        <w:rPr>
+          <w:rFonts w:ascii="Courier New" w:hAnsi="Courier New" w:eastAsia="Courier New"/>
+          <w:sz w:val="20"/>
+        </w:rPr>
+        <w:t xml:space="preserve">    y_pred_all.append(preds)</w:t>
+      </w:r>
+    </w:p>
+    <w:p>
+      <w:pPr>
+        <w:pStyle w:val="Code"/>
+      </w:pPr>
+      <w:r>
+        <w:rPr>
+          <w:rFonts w:ascii="Courier New" w:hAnsi="Courier New" w:eastAsia="Courier New"/>
+          <w:sz w:val="20"/>
+        </w:rPr>
+        <w:t xml:space="preserve">    fault_acc = float((preds == label).mean())</w:t>
+      </w:r>
+    </w:p>
+    <w:p>
+      <w:pPr>
+        <w:pStyle w:val="Code"/>
+      </w:pPr>
+      <w:r>
+        <w:rPr>
+          <w:rFonts w:ascii="Courier New" w:hAnsi="Courier New" w:eastAsia="Courier New"/>
+          <w:sz w:val="20"/>
+        </w:rPr>
+        <w:t xml:space="preserve">    per_fault_accuracy[f"F{fault_id}"] = fault_acc</w:t>
+      </w:r>
+    </w:p>
+    <w:p>
+      <w:r>
+        <w:t>由上式可见，fault_acc = float((preds == label).mean()) 的作用就对应于原文档中的 accuracy_t1 = sum(output_real1 == 1)/2000 这一类表达式。也就是说，当前 Python 程序虽然没有显式写成 accuracy_t1、accuracy_t2 的形式，但它对每个故障类别分别完成了相同的准确率统计过程，并将结果保存到 per_fault_accuracy 中。</w:t>
+      </w:r>
+    </w:p>
+    <w:p>
+      <w:r>
+        <w:t>在本文当前实现中，除 F6 按 MATLAB 习惯取 247 个测试样本外，其余故障类别均使用 2000 个测试样本进行准确率计算，因此整体统计口径与原文档保持一致。</w:t>
+      </w:r>
+    </w:p>
+    <w:p>
+      <w:r>
+        <w:t>在得到所有故障类别的预测结果之后，程序会进一步拼接真实标签和预测标签，并计算平均准确率与热值矩阵。相关程序如下：</w:t>
+      </w:r>
+    </w:p>
+    <w:p>
+      <w:pPr>
+        <w:pStyle w:val="Code"/>
+      </w:pPr>
+      <w:r>
+        <w:rPr>
+          <w:rFonts w:ascii="Courier New" w:hAnsi="Courier New" w:eastAsia="Courier New"/>
+          <w:sz w:val="20"/>
+        </w:rPr>
+        <w:t xml:space="preserve">y_true = np.concatenate(y_true_all)</w:t>
+      </w:r>
+    </w:p>
+    <w:p>
+      <w:pPr>
+        <w:pStyle w:val="Code"/>
+      </w:pPr>
+      <w:r>
+        <w:rPr>
+          <w:rFonts w:ascii="Courier New" w:hAnsi="Courier New" w:eastAsia="Courier New"/>
+          <w:sz w:val="20"/>
+        </w:rPr>
+        <w:t xml:space="preserve">y_pred = np.concatenate(y_pred_all)</w:t>
+      </w:r>
+    </w:p>
+    <w:p>
+      <w:pPr>
+        <w:pStyle w:val="Code"/>
+      </w:pPr>
+      <w:r>
+        <w:rPr>
+          <w:rFonts w:ascii="Courier New" w:hAnsi="Courier New" w:eastAsia="Courier New"/>
+          <w:sz w:val="20"/>
+        </w:rPr>
+        <w:t xml:space="preserve">mean_accuracy = float(np.mean(list(per_fault_accuracy.values())))</w:t>
+      </w:r>
+    </w:p>
+    <w:p>
+      <w:pPr>
+        <w:pStyle w:val="Code"/>
+      </w:pPr>
+      <w:r>
+        <w:rPr>
+          <w:rFonts w:ascii="Courier New" w:hAnsi="Courier New" w:eastAsia="Courier New"/>
+          <w:sz w:val="20"/>
+        </w:rPr>
+        <w:t xml:space="preserve">heat = build_confusion(y_true, y_pred, labels=list(range(1, len(TRAIN_FAULT_IDS) + 1)))</w:t>
+      </w:r>
+    </w:p>
+    <w:p>
+      <w:r>
+        <w:t>其中，mean_accuracy 表示 17 类故障平均识别准确率；heat 表示按行归一化后的混淆矩阵，其作用与原文档中 Heat(i,j) 矩阵是一致的。原文档通过循环逐项计算 Heat(1,i)、Heat(2,i) 等值，而当前 Python 程序则将这一过程封装到 train.py 中的 build_confusion 函数里，程序如下：</w:t>
+      </w:r>
+    </w:p>
+    <w:p>
+      <w:pPr>
+        <w:pStyle w:val="Code"/>
+      </w:pPr>
+      <w:r>
+        <w:rPr>
+          <w:rFonts w:ascii="Courier New" w:hAnsi="Courier New" w:eastAsia="Courier New"/>
+          <w:sz w:val="20"/>
+        </w:rPr>
+        <w:t xml:space="preserve">def build_confusion(y_true: np.ndarray, y_pred: np.ndarray, labels: list[int]) -&gt; np.ndarray:</w:t>
+      </w:r>
+    </w:p>
+    <w:p>
+      <w:pPr>
+        <w:pStyle w:val="Code"/>
+      </w:pPr>
+      <w:r>
+        <w:rPr>
+          <w:rFonts w:ascii="Courier New" w:hAnsi="Courier New" w:eastAsia="Courier New"/>
+          <w:sz w:val="20"/>
+        </w:rPr>
+        <w:t xml:space="preserve">    matrix = confusion_matrix(y_true, y_pred, labels=labels)</w:t>
+      </w:r>
+    </w:p>
+    <w:p>
+      <w:pPr>
+        <w:pStyle w:val="Code"/>
+      </w:pPr>
+      <w:r>
+        <w:rPr>
+          <w:rFonts w:ascii="Courier New" w:hAnsi="Courier New" w:eastAsia="Courier New"/>
+          <w:sz w:val="20"/>
+        </w:rPr>
+        <w:t xml:space="preserve">    row_sums = matrix.sum(axis=1, keepdims=True)</w:t>
+      </w:r>
+    </w:p>
+    <w:p>
+      <w:pPr>
+        <w:pStyle w:val="Code"/>
+      </w:pPr>
+      <w:r>
+        <w:rPr>
+          <w:rFonts w:ascii="Courier New" w:hAnsi="Courier New" w:eastAsia="Courier New"/>
+          <w:sz w:val="20"/>
+        </w:rPr>
+        <w:t xml:space="preserve">    row_sums[row_sums == 0] = 1</w:t>
+      </w:r>
+    </w:p>
+    <w:p>
+      <w:pPr>
+        <w:pStyle w:val="Code"/>
+      </w:pPr>
+      <w:r>
+        <w:rPr>
+          <w:rFonts w:ascii="Courier New" w:hAnsi="Courier New" w:eastAsia="Courier New"/>
+          <w:sz w:val="20"/>
+        </w:rPr>
+        <w:t xml:space="preserve">    return matrix / row_sums</w:t>
+      </w:r>
+    </w:p>
+    <w:p>
+      <w:r>
+        <w:t>由此可见，Python 版本虽然在代码形式上采用了混淆矩阵函数进行统一计算，但在逻辑上与原文档逐项统计热值图矩阵的方法是一致的，都是为了反映“某一类真实故障被预测为各类别的比例”。</w:t>
+      </w:r>
+    </w:p>
+    <w:p>
+      <w:r>
+        <w:t>热值图绘制程序见 plotting.py，其主要实现如下：</w:t>
+      </w:r>
+    </w:p>
+    <w:p>
+      <w:pPr>
+        <w:pStyle w:val="Code"/>
+      </w:pPr>
+      <w:r>
+        <w:rPr>
+          <w:rFonts w:ascii="Courier New" w:hAnsi="Courier New" w:eastAsia="Courier New"/>
+          <w:sz w:val="20"/>
+        </w:rPr>
+        <w:t xml:space="preserve">def plot_heatmap(matrix: np.ndarray, labels: list[str], title: str, path: Path) -&gt; None:</w:t>
+      </w:r>
+    </w:p>
+    <w:p>
+      <w:pPr>
+        <w:pStyle w:val="Code"/>
+      </w:pPr>
+      <w:r>
+        <w:rPr>
+          <w:rFonts w:ascii="Courier New" w:hAnsi="Courier New" w:eastAsia="Courier New"/>
+          <w:sz w:val="20"/>
+        </w:rPr>
+        <w:t xml:space="preserve">    fig, ax = plt.subplots(figsize=(8, 7))</w:t>
+      </w:r>
+    </w:p>
+    <w:p>
+      <w:pPr>
+        <w:pStyle w:val="Code"/>
+      </w:pPr>
+      <w:r>
+        <w:rPr>
+          <w:rFonts w:ascii="Courier New" w:hAnsi="Courier New" w:eastAsia="Courier New"/>
+          <w:sz w:val="20"/>
+        </w:rPr>
+        <w:t xml:space="preserve">    im = ax.imshow(matrix, cmap="YlOrRd", vmin=0.0, vmax=1.0)</w:t>
+      </w:r>
+    </w:p>
+    <w:p>
+      <w:pPr>
+        <w:pStyle w:val="Code"/>
+      </w:pPr>
+      <w:r>
+        <w:rPr>
+          <w:rFonts w:ascii="Courier New" w:hAnsi="Courier New" w:eastAsia="Courier New"/>
+          <w:sz w:val="20"/>
+        </w:rPr>
+        <w:t xml:space="preserve">    ax.set_xticks(range(len(labels)), labels=labels, rotation=45, ha="right")</w:t>
+      </w:r>
+    </w:p>
+    <w:p>
+      <w:pPr>
+        <w:pStyle w:val="Code"/>
+      </w:pPr>
+      <w:r>
+        <w:rPr>
+          <w:rFonts w:ascii="Courier New" w:hAnsi="Courier New" w:eastAsia="Courier New"/>
+          <w:sz w:val="20"/>
+        </w:rPr>
+        <w:t xml:space="preserve">    ax.set_yticks(range(len(labels)), labels=labels)</w:t>
+      </w:r>
+    </w:p>
+    <w:p>
+      <w:pPr>
+        <w:pStyle w:val="Code"/>
+      </w:pPr>
+      <w:r>
+        <w:rPr>
+          <w:rFonts w:ascii="Courier New" w:hAnsi="Courier New" w:eastAsia="Courier New"/>
+          <w:sz w:val="20"/>
+        </w:rPr>
+        <w:t xml:space="preserve">    ax.set_title(title)</w:t>
+      </w:r>
+    </w:p>
+    <w:p>
+      <w:r>
+        <w:t>通过上述程序，可以将每一类故障的分类结果直观地显示在热值图中。热值图的作用在于结果可视化，可以更加清晰地看到预测结果以及不同故障类别之间的混淆关系，因此它是评价故障诊断结果的重要图形表达方式。</w:t>
       </w:r>
     </w:p>
     <w:p>

--- a/PYTHON_DAE_REPORT.docx
+++ b/PYTHON_DAE_REPORT.docx
@@ -25,7 +25,7 @@
     </w:p>
     <w:p>
       <w:r>
-        <w:t>由于部分变量对本次仿真分析无意义，因此参照原文档中的处理方式，将原始 52 维数据中的第 46 列和第 50 列删除，从而得到 50 维输入变量。其 Python 实现见 data.py，程序如下：</w:t>
+        <w:t>由于部分变量对本次仿真分析无意义，因此参照原文档中的处理方式，将原始 52 维数据中的第 46 列和第 50 列删除，从而得到 50 维输入变量。其 Python 实现见 data_standar.py，程序如下：</w:t>
       </w:r>
     </w:p>
     <w:p>
@@ -270,7 +270,7 @@
     </w:p>
     <w:p>
       <w:r>
-        <w:t>通常采取的标准化手段是 z-score 标准化，也称为标准差标准化。经过标准化后的数据，其均值接近于零，标准差接近于一，从而能够有效减小不同变量尺度差异对模型训练的不利影响。本文在标准化过程中，以正常工况 d00 的训练样本作为基准，先计算均值与标准差，再将其作用于全部训练数据和测试数据。该部分 Python 实现见 data.py，程序如下：</w:t>
+        <w:t>通常采取的标准化手段是 z-score 标准化，也称为标准差标准化。经过标准化后的数据，其均值接近于零，标准差接近于一，从而能够有效减小不同变量尺度差异对模型训练的不利影响。本文在标准化过程中，以正常工况 d00 的训练样本作为基准，先计算均值与标准差，再将其作用于全部训练数据和测试数据。该部分 Python 实现见 data_standar.py，程序如下：</w:t>
       </w:r>
     </w:p>
     <w:p>
@@ -672,7 +672,7 @@
     </w:p>
     <w:p>
       <w:r>
-        <w:t>原文档采用 sqrt(wuc) * randn(...) 的形式向样本添加高斯噪声。当前 Python 程序对这一过程进行了等价实现，程序见 data.py，如下所示：</w:t>
+        <w:t>原文档采用 sqrt(wuc) * randn(...) 的形式向样本添加高斯噪声。当前 Python 程序对这一过程进行了等价实现，程序见 data_standar.py，如下所示：</w:t>
       </w:r>
     </w:p>
     <w:p>
@@ -748,7 +748,7 @@
     </w:p>
     <w:p>
       <w:r>
-        <w:t>本文学习率设置为 0.0001，迭代次数设置为 2500 次，批次尺寸设置为 32，隐含层第一层设置为 50，第二层设置为 45，第三层设置为 40。其中，编码器部分将输入特征逐步压缩至 40 维瓶颈层，解码器部分再按对称结构恢复原始输入维度。其 Python 实现见 models.py，程序部分如下：</w:t>
+        <w:t>本文学习率设置为 0.0001，迭代次数设置为 2500 次，批次尺寸设置为 32，隐含层第一层设置为 50，第二层设置为 45，第三层设置为 40。其中，编码器部分将输入特征逐步压缩至 40 维瓶颈层，解码器部分再按对称结构恢复原始输入维度。其 Python 实现见 daelayer.py，程序部分如下：</w:t>
       </w:r>
     </w:p>
     <w:p>
@@ -873,7 +873,7 @@
     </w:p>
     <w:p>
       <w:r>
-        <w:t>由上式可以看出，该网络的整体结构可概括为 50-45-40-45-50，并在各层之间引入 LeakyReLU 激活函数。虽然 Python 中的层定义与原文档中的 MATLAB 写法不同，但二者在网络层数、隐含层神经元设置以及编码解码的总体思想上是一致的。</w:t>
+        <w:t>由上式可以看出，该网络的整体结构可概括为 50-50-45-40-45-50-50，并在各层之间引入 LeakyReLU 激活函数。虽然 Python 中的层定义与原文档中的 MATLAB 写法不同，但二者在网络层数、隐含层神经元设置以及编码解码的总体思想上是一致的。</w:t>
       </w:r>
     </w:p>
     <w:p>
@@ -883,19 +883,19 @@
     </w:p>
     <w:p>
       <w:r>
-        <w:t>在网络训练过程中，为了避免样本按故障类别顺序排列对训练过程造成影响，需要在每个训练阶段对样本进行随机打乱。当前 Python 程序通过 DataLoader 的 shuffle=True 和固定随机种子生成器来完成这一过程，其实现见 train.py，程序如下：</w:t>
-      </w:r>
-    </w:p>
-    <w:p>
-      <w:pPr>
-        <w:pStyle w:val="Code"/>
-      </w:pPr>
-      <w:r>
-        <w:rPr>
-          <w:rFonts w:ascii="Courier New" w:hAnsi="Courier New" w:eastAsia="Courier New"/>
-          <w:sz w:val="20"/>
-        </w:rPr>
-        <w:t xml:space="preserve">def _build_loader(features: np.ndarray, targets: np.ndarray | None, batch_size: int, shuffle: bool) -&gt; DataLoader:</w:t>
+        <w:t>在网络训练过程中，为了避免样本按故障类别顺序排列对训练过程造成影响，需要在每个训练阶段对样本进行随机打乱。当前 Python 程序通过 DataLoader 的 shuffle=True 和固定随机种子生成器来完成这一过程，其实现见 dae_result_predict.py，程序如下：</w:t>
+      </w:r>
+    </w:p>
+    <w:p>
+      <w:pPr>
+        <w:pStyle w:val="Code"/>
+      </w:pPr>
+      <w:r>
+        <w:rPr>
+          <w:rFonts w:ascii="Courier New" w:hAnsi="Courier New" w:eastAsia="Courier New"/>
+          <w:sz w:val="20"/>
+        </w:rPr>
+        <w:t xml:space="preserve">def build_loader(features: np.ndarray, targets: np.ndarray | None, batch_size: int, shuffle: bool) -&gt; DataLoader:</w:t>
       </w:r>
     </w:p>
     <w:p>
@@ -1112,7 +1112,7 @@
     </w:p>
     <w:p>
       <w:r>
-        <w:t>（3）网络层代码，主要包括全连接层，网络层结构 50-45-40-45-50，激活函数选择 LeakyReLU，程序如下：</w:t>
+        <w:t>（3）网络层代码，主要包括全连接层，网络层结构 50-50-45-40-45-50-50，激活函数选择 LeakyReLU，程序如下：</w:t>
       </w:r>
     </w:p>
     <w:p>
@@ -1283,7 +1283,7 @@
     </w:p>
     <w:p>
       <w:r>
-        <w:t>本文选用随机梯度下降法对 DAE 网络进行训练。训练时，输入为带噪样本，输出目标为未加噪的标准化样本，因此损失函数采用均方误差损失。该部分主程序见 pipeline.py，训练子程序见 train.py，程序如下：</w:t>
+        <w:t>本文选用随机梯度下降法对 DAE 网络进行训练。训练时，输入为带噪样本，输出目标为未加噪的标准化样本，因此损失函数采用均方误差损失。该部分主程序见 DAE_main.py，训练子程序见 dae_result_predict.py，程序如下：</w:t>
       </w:r>
     </w:p>
     <w:p>
@@ -1535,7 +1535,7 @@
           <w:rFonts w:ascii="Courier New" w:hAnsi="Courier New" w:eastAsia="Courier New"/>
           <w:sz w:val="20"/>
         </w:rPr>
-        <w:t xml:space="preserve">    loader = _build_loader(noisy_features, clean_features, batch_size=batch_size, shuffle=True)</w:t>
+        <w:t xml:space="preserve">    loader = build_loader(noisy_features, clean_features, batch_size=batch_size, shuffle=True)</w:t>
       </w:r>
     </w:p>
     <w:p>
@@ -1574,7 +1574,7 @@
     </w:p>
     <w:p>
       <w:r>
-        <w:t>DAE 训练完成后，需要将训练数据输入网络，提取编码特征。原文档中通过查看第 3 层特征来完成特征提取；在当前 Python 程序中，则通过 extract_features 函数统一封装两种特征提取方式，以便与原文档中的分层查看过程进行对照。相关程序见 models.py，如下所示：</w:t>
+        <w:t>DAE 训练完成后，需要将训练数据输入网络，提取编码特征。原文档中通过查看第 3 层特征来完成特征提取；在当前 Python 程序中，则通过 extract_features 函数统一封装两种特征提取方式，以便与原文档中的分层查看过程进行对照。相关程序见 daelayer.py，如下所示：</w:t>
       </w:r>
     </w:p>
     <w:p>
@@ -1661,7 +1661,7 @@
     </w:p>
     <w:p>
       <w:r>
-        <w:t>将得到的训练数据输入训练好的 DAE 网络后，即可得到对应的编码特征。该部分程序见 train.py，程序如下：</w:t>
+        <w:t>将得到的训练数据输入训练好的 DAE 网络后，即可得到对应的编码特征。该部分程序见 dae_result_predict.py，程序如下：</w:t>
       </w:r>
     </w:p>
     <w:p>
@@ -2081,7 +2081,7 @@
     </w:p>
     <w:p>
       <w:r>
-        <w:t>根据原文档中的分类设置，本文共定义 17 个故障类别，分别对应 F1、F2、F4、F5、F6、F7、F8、F10、F11、F12、F13、F14、F16、F17、F18、F19、F20。在 Python 程序中，故障编号与分类标签的映射关系见 data.py，程序如下：</w:t>
+        <w:t>根据原文档中的分类设置，本文共定义 17 个故障类别，分别对应 F1、F2、F4、F5、F6、F7、F8、F10、F11、F12、F13、F14、F16、F17、F18、F19、F20。在 Python 程序中，故障编号与分类标签的映射关系见 data_standar.py，程序如下：</w:t>
       </w:r>
     </w:p>
     <w:p>
@@ -2276,7 +2276,7 @@
     </w:p>
     <w:p>
       <w:r>
-        <w:t>分类器的 Python 实现见 models.py，程序如下：</w:t>
+        <w:t>分类器的 Python 实现见 daelayer.py，程序如下：</w:t>
       </w:r>
     </w:p>
     <w:p>
@@ -2411,31 +2411,31 @@
     </w:p>
     <w:p>
       <w:r>
-        <w:t>将标签分类好之后，每一类数据都在一起，这样训练时容易影响网络学习效果。为了避免这种情况，需要在训练开始前将数据和标签同时随机打乱。当前 Python 程序延续了这一思想，在构造分类器训练数据加载器时设置 shuffle=True，使样本在每轮训练中按随机顺序进入网络。其实现见 train.py，程序如下：</w:t>
-      </w:r>
-    </w:p>
-    <w:p>
-      <w:pPr>
-        <w:pStyle w:val="Code"/>
-      </w:pPr>
-      <w:r>
-        <w:rPr>
-          <w:rFonts w:ascii="Courier New" w:hAnsi="Courier New" w:eastAsia="Courier New"/>
-          <w:sz w:val="20"/>
-        </w:rPr>
-        <w:t xml:space="preserve">loader = _build_loader(features, labels.astype(np.int64), batch_size=batch_size, shuffle=True)</w:t>
-      </w:r>
-    </w:p>
-    <w:p>
-      <w:pPr>
-        <w:pStyle w:val="Code"/>
-      </w:pPr>
-      <w:r>
-        <w:rPr>
-          <w:rFonts w:ascii="Courier New" w:hAnsi="Courier New" w:eastAsia="Courier New"/>
-          <w:sz w:val="20"/>
-        </w:rPr>
-        <w:t xml:space="preserve">def _build_loader(features: np.ndarray, targets: np.ndarray | None, batch_size: int, shuffle: bool) -&gt; DataLoader:</w:t>
+        <w:t>将标签分类好之后，每一类数据都在一起，这样训练时容易影响网络学习效果。为了避免这种情况，需要在训练开始前将数据和标签同时随机打乱。当前 Python 程序延续了这一思想，在构造分类器训练数据加载器时设置 shuffle=True，使样本在每轮训练中按随机顺序进入网络。其实现见 dae_result_predict.py，程序如下：</w:t>
+      </w:r>
+    </w:p>
+    <w:p>
+      <w:pPr>
+        <w:pStyle w:val="Code"/>
+      </w:pPr>
+      <w:r>
+        <w:rPr>
+          <w:rFonts w:ascii="Courier New" w:hAnsi="Courier New" w:eastAsia="Courier New"/>
+          <w:sz w:val="20"/>
+        </w:rPr>
+        <w:t xml:space="preserve">loader = build_loader(features, labels.astype(np.int64), batch_size=batch_size, shuffle=True)</w:t>
+      </w:r>
+    </w:p>
+    <w:p>
+      <w:pPr>
+        <w:pStyle w:val="Code"/>
+      </w:pPr>
+      <w:r>
+        <w:rPr>
+          <w:rFonts w:ascii="Courier New" w:hAnsi="Courier New" w:eastAsia="Courier New"/>
+          <w:sz w:val="20"/>
+        </w:rPr>
+        <w:t xml:space="preserve">def build_loader(features: np.ndarray, targets: np.ndarray | None, batch_size: int, shuffle: bool) -&gt; DataLoader:</w:t>
       </w:r>
     </w:p>
     <w:p>
@@ -2715,7 +2715,7 @@
     </w:p>
     <w:p>
       <w:r>
-        <w:t>根据上文可知，本文采用随机梯度下降法训练分类器。在当前最终实验中，分类网络学习率设置为 0.0002，训练轮数设置为 1000，批次大小设置为 300。训练子程序见 train.py，程序如下：</w:t>
+        <w:t>根据上文可知，本文采用随机梯度下降法训练分类器。在当前最终实验中，分类网络学习率设置为 0.0002，训练轮数设置为 1000，批次大小设置为 300。训练子程序见 dae_result_predict.py，程序如下：</w:t>
       </w:r>
     </w:p>
     <w:p>
@@ -2847,7 +2847,7 @@
           <w:rFonts w:ascii="Courier New" w:hAnsi="Courier New" w:eastAsia="Courier New"/>
           <w:sz w:val="20"/>
         </w:rPr>
-        <w:t xml:space="preserve">    loader = _build_loader(features, labels.astype(np.int64), batch_size=batch_size, shuffle=True)</w:t>
+        <w:t xml:space="preserve">    loader = build_loader(features, labels.astype(np.int64), batch_size=batch_size, shuffle=True)</w:t>
       </w:r>
     </w:p>
     <w:p>
@@ -3096,7 +3096,7 @@
     </w:p>
     <w:p>
       <w:r>
-        <w:t>将测试数据对应的编码特征输入已经训练好的分类网络后，即可得到故障类别预测结果。该部分程序见 train.py，程序如下：</w:t>
+        <w:t>将测试数据对应的编码特征输入已经训练好的分类网络后，即可得到故障类别预测结果。该部分程序见 dae_result_predict.py，程序如下：</w:t>
       </w:r>
     </w:p>
     <w:p>
@@ -3221,7 +3221,7 @@
           <w:rFonts w:ascii="Courier New" w:hAnsi="Courier New" w:eastAsia="Courier New"/>
           <w:sz w:val="20"/>
         </w:rPr>
-        <w:t xml:space="preserve">    count = min(_test_slice_count(fault_id), bundle.classifier_test_features[fault_id].shape[0])</w:t>
+        <w:t xml:space="preserve">    count = min(test_slice_count(fault_id), bundle.classifier_test_features[fault_id].shape[0])</w:t>
       </w:r>
     </w:p>
     <w:p>
@@ -3320,7 +3320,7 @@
           <w:rFonts w:ascii="Courier New" w:hAnsi="Courier New" w:eastAsia="Courier New"/>
           <w:sz w:val="20"/>
         </w:rPr>
-        <w:t xml:space="preserve">    count = min(_test_slice_count(fault_id), bundle.classifier_test_features[fault_id].shape[0])</w:t>
+        <w:t xml:space="preserve">    count = min(test_slice_count(fault_id), bundle.classifier_test_features[fault_id].shape[0])</w:t>
       </w:r>
     </w:p>
     <w:p>
@@ -3484,7 +3484,7 @@
     </w:p>
     <w:p>
       <w:r>
-        <w:t>其中，mean_accuracy 表示 17 类故障平均识别准确率；heat 表示按行归一化后的混淆矩阵，其作用与原文档中 Heat(i,j) 矩阵是一致的。原文档通过循环逐项计算 Heat(1,i)、Heat(2,i) 等值，而当前 Python 程序则将这一过程封装到 train.py 中的 build_confusion 函数里，程序如下：</w:t>
+        <w:t>其中，mean_accuracy 表示 17 类故障平均识别准确率；heat 表示按行归一化后的混淆矩阵，其作用与原文档中 Heat(i,j) 矩阵是一致的。原文档通过循环逐项计算 Heat(1,i)、Heat(2,i) 等值，而当前 Python 程序则将这一过程封装到 dae_result_predict.py 中的 build_confusion 函数里，程序如下：</w:t>
       </w:r>
     </w:p>
     <w:p>
@@ -3554,7 +3554,7 @@
     </w:p>
     <w:p>
       <w:r>
-        <w:t>热值图绘制程序见 plotting.py，其主要实现如下：</w:t>
+        <w:t>热值图绘制程序见 dae_result_predict.py，其主要实现如下：</w:t>
       </w:r>
     </w:p>
     <w:p>
